--- a/exam/PROJECT_REPORT.docx
+++ b/exam/PROJECT_REPORT.docx
@@ -19,7 +19,7 @@
         <w:jc w:val="center"/>
       </w:pPr>
       <w:r>
-        <w:t>Relazione integrata di Machine Learning Security — Esperimenti E1 + E2</w:t>
+        <w:t>Relazione integrata di Machine Learning Security — Esperimenti E1 + E2 + E3</w:t>
       </w:r>
     </w:p>
     <w:p>
@@ -49,6 +49,7 @@
     <w:p>
       <w:pPr>
         <w:pStyle w:val="Heading1"/>
+        <w:keepNext/>
         <w:spacing w:after="180"/>
       </w:pPr>
       <w:r>
@@ -63,10 +64,14 @@
       <w:r>
         <w:t>A X-LSB X=23 il Siamese Model X-Ray discrimina bene i checkpoint modificati in-distribution. Nell’esperimento E2, sullo stesso zoo, l’AUROC centroid passa da circa 0,904 (ID) a 0,478 Ubuntu / 0,475 Mac M4 quando il detector incontra lo spread-spectrum sintetico a 16 bit mai visto in training. ΔAUROC medio: −0,4267 Ubuntu; −0,4298 Mac. Le famiglie NON sono confrontate a intensità e payload rate equivalenti.</w:t>
       </w:r>
+      <w:r>
+        <w:t xml:space="preserve"> E3 conferma su entrambe le piattaforme che benigni e FPR restano invariati fra condizioni, mentre il TPR centroid sullo spread α=0,24 è circa 18%.</w:t>
+      </w:r>
     </w:p>
     <w:p>
       <w:pPr>
         <w:pStyle w:val="Heading1"/>
+        <w:keepNext/>
         <w:spacing w:after="180"/>
       </w:pPr>
       <w:r>
@@ -78,7 +83,7 @@
         <w:spacing w:after="180"/>
       </w:pPr>
       <w:r>
-        <w:t>La Parte I conserva la baseline E1 e i suoi sette grafici originali. La Parte II descrive approfonditamente lo studio E2: scelta dell’attacco OOD, adattamento spread-spectrum ispirato a MaleficNet, algoritmo, gate sperimentali G1–G7, audit e risultati replicati. E3 è ancora da eseguire.</w:t>
+        <w:t>La Parte I conserva la baseline E1 e i suoi grafici originali. La Parte II documenta lo studio E2: scelta dello shift, spread sintetico ispirato a MaleficNet, protocollo, training, validation, test e replica Ubuntu/Mac. La Parte III documenta E3, un audit retrospettivo sui benigni appaiati e metadati, con TPR/FPR e replica hardware senza nuovo training. La bibliografia è alla fine.</w:t>
       </w:r>
     </w:p>
     <w:p>
@@ -92,6 +97,7 @@
     <w:p>
       <w:pPr>
         <w:pStyle w:val="Heading1"/>
+        <w:keepNext/>
         <w:pageBreakBefore/>
       </w:pPr>
       <w:r>
@@ -174,6 +180,7 @@
     <w:p>
       <w:pPr>
         <w:pStyle w:val="Heading1"/>
+        <w:keepNext/>
       </w:pPr>
       <w:r>
         <w:t>1. Background, contesto e research question</w:t>
@@ -182,6 +189,7 @@
     <w:p>
       <w:pPr>
         <w:pStyle w:val="Heading2"/>
+        <w:keepNext/>
       </w:pPr>
       <w:r>
         <w:t>1.1 Problema di sicurezza</w:t>
@@ -227,6 +235,7 @@
     <w:p>
       <w:pPr>
         <w:pStyle w:val="Heading2"/>
+        <w:keepNext/>
       </w:pPr>
       <w:r>
         <w:t>1.2 Obiettivo del progetto complessivo</w:t>
@@ -567,14 +576,8 @@
             <w:vAlign w:val="center"/>
           </w:tcPr>
           <w:p>
-            <w:pPr>
-              <w:spacing w:after="40"/>
-            </w:pPr>
-            <w:r>
-              <w:rPr>
-                <w:sz w:val="16"/>
-              </w:rPr>
-              <w:t>Protocollo matched.</w:t>
+            <w:r>
+              <w:t>Score test E2 (nessun nuovo training).</w:t>
             </w:r>
           </w:p>
         </w:tc>
@@ -584,14 +587,8 @@
             <w:vAlign w:val="center"/>
           </w:tcPr>
           <w:p>
-            <w:pPr>
-              <w:spacing w:after="40"/>
-            </w:pPr>
-            <w:r>
-              <w:rPr>
-                <w:sz w:val="16"/>
-              </w:rPr>
-              <w:t>Bilanciamento, provenance, serializzazione/metadati, altri fattori confondenti.</w:t>
+            <w:r>
+              <w:t>Benigni appaiati, metadata balance, TPR/FNR/FPR, stessa soglia.</w:t>
             </w:r>
           </w:p>
         </w:tc>
@@ -601,21 +598,8 @@
             <w:vAlign w:val="center"/>
           </w:tcPr>
           <w:p>
-            <w:pPr>
-              <w:spacing w:after="40"/>
-            </w:pPr>
-            <w:r>
-              <w:rPr>
-                <w:b/>
-                <w:sz w:val="16"/>
-              </w:rPr>
-              <w:t>Pianificato</w:t>
-            </w:r>
-            <w:r>
-              <w:rPr>
-                <w:sz w:val="16"/>
-              </w:rPr>
-              <w:t>, con alcune garanzie di base già in E1.</w:t>
+            <w:r>
+              <w:t>Completato con audit retrospettivo; TPR/FPR e replica Mac: Parte III.</w:t>
             </w:r>
           </w:p>
         </w:tc>
@@ -634,6 +618,7 @@
     <w:p>
       <w:pPr>
         <w:pStyle w:val="Heading2"/>
+        <w:keepNext/>
       </w:pPr>
       <w:r>
         <w:t>1.3 Obiettivo specifico E1 e ipotesi</w:t>
@@ -683,6 +668,7 @@
     <w:p>
       <w:pPr>
         <w:pStyle w:val="Heading1"/>
+        <w:keepNext/>
       </w:pPr>
       <w:r>
         <w:t>2. Dataset, provenienza e preparazione</w:t>
@@ -691,6 +677,7 @@
     <w:p>
       <w:pPr>
         <w:pStyle w:val="Heading2"/>
+        <w:keepNext/>
       </w:pPr>
       <w:r>
         <w:t>2.1 Origine delle CNN</w:t>
@@ -804,6 +791,7 @@
     <w:p>
       <w:pPr>
         <w:pStyle w:val="Heading2"/>
+        <w:keepNext/>
       </w:pPr>
       <w:r>
         <w:t>2.2 Split e unità statistica</w:t>
@@ -1323,6 +1311,7 @@
     <w:p>
       <w:pPr>
         <w:pStyle w:val="Heading2"/>
+        <w:keepNext/>
       </w:pPr>
       <w:r>
         <w:t>2.3 Assenza di leakage diretto e limite dello stesso zoo</w:t>
@@ -1354,6 +1343,7 @@
     <w:p>
       <w:pPr>
         <w:pStyle w:val="Heading1"/>
+        <w:keepNext/>
       </w:pPr>
       <w:r>
         <w:t>3. Threat model e costruzione degli esempi</w:t>
@@ -1362,6 +1352,7 @@
     <w:p>
       <w:pPr>
         <w:pStyle w:val="Heading2"/>
+        <w:keepNext/>
       </w:pPr>
       <w:r>
         <w:t>3.1 Attacco sintetico</w:t>
@@ -1455,6 +1446,7 @@
     <w:p>
       <w:pPr>
         <w:pStyle w:val="Heading2"/>
+        <w:keepNext/>
       </w:pPr>
       <w:r>
         <w:t>3.2 Paired design e rappresentazione</w:t>
@@ -1506,6 +1498,7 @@
     <w:p>
       <w:pPr>
         <w:pStyle w:val="Heading1"/>
+        <w:keepNext/>
       </w:pPr>
       <w:r>
         <w:t>4. Modello, protocollo di valutazione e metriche</w:t>
@@ -1514,6 +1507,7 @@
     <w:p>
       <w:pPr>
         <w:pStyle w:val="Heading2"/>
+        <w:keepNext/>
       </w:pPr>
       <w:r>
         <w:t>4.1 Detector few-shot</w:t>
@@ -1618,6 +1612,7 @@
     <w:p>
       <w:pPr>
         <w:pStyle w:val="Heading2"/>
+        <w:keepNext/>
       </w:pPr>
       <w:r>
         <w:t>4.2 Threshold e separation of duties</w:t>
@@ -1760,6 +1755,7 @@
     <w:p>
       <w:pPr>
         <w:pStyle w:val="Heading2"/>
+        <w:keepNext/>
       </w:pPr>
       <w:r>
         <w:t>4.3 Setup computazionale</w:t>
@@ -1828,6 +1824,7 @@
     <w:p>
       <w:pPr>
         <w:pStyle w:val="Heading1"/>
+        <w:keepNext/>
       </w:pPr>
       <w:r>
         <w:t>5. Sviluppo dell'esperimento: piloti, diagnosi e freeze</w:t>
@@ -2515,6 +2512,7 @@
     <w:p>
       <w:pPr>
         <w:pStyle w:val="Heading1"/>
+        <w:keepNext/>
       </w:pPr>
       <w:r>
         <w:t>6. Risultati quantitativi</w:t>
@@ -2523,6 +2521,7 @@
     <w:p>
       <w:pPr>
         <w:pStyle w:val="Heading2"/>
+        <w:keepNext/>
       </w:pPr>
       <w:r>
         <w:t>6.1 Validation v2 di sviluppo (40 fit)</w:t>
@@ -2929,6 +2928,7 @@
     <w:p>
       <w:pPr>
         <w:pStyle w:val="Heading2"/>
+        <w:keepNext/>
       </w:pPr>
       <w:r>
         <w:t>6.2 Test interno riservato: risultati principali (40 fit)</w:t>
@@ -3507,6 +3507,7 @@
     <w:p>
       <w:pPr>
         <w:pStyle w:val="Heading2"/>
+        <w:keepNext/>
       </w:pPr>
       <w:r>
         <w:t>6.3 Confronto con la validation eseguita all'interno della campagna test</w:t>
@@ -3903,6 +3904,7 @@
     <w:p>
       <w:pPr>
         <w:pStyle w:val="Heading2"/>
+        <w:keepNext/>
       </w:pPr>
       <w:r>
         <w:t>6.4 Confronto con il metodo secondario 1-NN</w:t>
@@ -4299,6 +4301,7 @@
     <w:p>
       <w:pPr>
         <w:pStyle w:val="Heading2"/>
+        <w:keepNext/>
       </w:pPr>
       <w:r>
         <w:t>6.5 Analisi accuracy/FPR a X23</w:t>
@@ -4666,6 +4669,7 @@
     <w:p>
       <w:pPr>
         <w:pStyle w:val="Heading2"/>
+        <w:keepNext/>
       </w:pPr>
       <w:r>
         <w:t>6.6 Figure pronte per GitHub e file Excel</w:t>
@@ -4822,6 +4826,7 @@
     <w:p>
       <w:pPr>
         <w:pStyle w:val="Heading1"/>
+        <w:keepNext/>
       </w:pPr>
       <w:r>
         <w:t>7. Replica di Fabrizio su Mac M4 — confronto delle piattaforme</w:t>
@@ -4830,6 +4835,7 @@
     <w:p>
       <w:pPr>
         <w:pStyle w:val="Heading2"/>
+        <w:keepNext/>
       </w:pPr>
       <w:r>
         <w:t>7.1 Che cosa rappresenta il confronto e cosa NON rappresenta</w:t>
@@ -5015,6 +5021,7 @@
     <w:p>
       <w:pPr>
         <w:pStyle w:val="Heading2"/>
+        <w:keepNext/>
       </w:pPr>
       <w:r>
         <w:t>7.2 Risultati test E1 v2 — centroid (10 ripetizioni per X)</w:t>
@@ -5791,6 +5798,7 @@
     <w:p>
       <w:pPr>
         <w:pStyle w:val="Heading2"/>
+        <w:keepNext/>
       </w:pPr>
       <w:r>
         <w:t>7.3 Dettagli Mac: validation della campagna test, 1-NN e tempi</w:t>
@@ -6139,6 +6147,7 @@
     <w:p>
       <w:pPr>
         <w:pStyle w:val="Heading2"/>
+        <w:keepNext/>
       </w:pPr>
       <w:r>
         <w:t>7.4 Verifiche eseguite sugli allegati e lacune residue</w:t>
@@ -6212,6 +6221,7 @@
     <w:p>
       <w:pPr>
         <w:pStyle w:val="Heading2"/>
+        <w:keepNext/>
       </w:pPr>
       <w:r>
         <w:t>7.5 Grafici del confronto fra piattaforme</w:t>
@@ -6324,6 +6334,7 @@
     <w:p>
       <w:pPr>
         <w:pStyle w:val="Heading1"/>
+        <w:keepNext/>
       </w:pPr>
       <w:r>
         <w:t>8. Discussione</w:t>
@@ -6415,6 +6426,7 @@
     <w:p>
       <w:pPr>
         <w:pStyle w:val="Heading1"/>
+        <w:keepNext/>
       </w:pPr>
       <w:r>
         <w:t>9. Limiti e validità delle conclusioni</w:t>
@@ -6563,6 +6575,7 @@
     <w:p>
       <w:pPr>
         <w:pStyle w:val="Heading1"/>
+        <w:keepNext/>
       </w:pPr>
       <w:r>
         <w:t>10. Conclusione E1 e collegamento a E2/E3</w:t>
@@ -6620,12 +6633,13 @@
     </w:p>
     <w:p>
       <w:r>
-        <w:t>La replica cross-platform riproduce il comportamento a livello aggregato e non è una prova di equivalenza bitwise o attribuzione causale delle differenze al solo hardware. Il risultato non è una nuova difesa, né dimostra OOD generalization. E2 (Parte II) ha confrontato il detector con un embedding di famiglia diversa non visto nell'addestramento; E3 verificherà se i risultati resistono a controlli più forti su origine e trasformazioni. Il quadro di ricerca seguirà criteri di comparabilità e pre-registrazione delle scelte, senza sfruttare il test E1 per decidere retroattivamente i parametri.</w:t>
+        <w:t>La replica cross-platform riproduce il comportamento a livello aggregato e non è una prova di equivalenza bitwise o attribuzione causale delle differenze al solo hardware. Il risultato non è una nuova difesa, né dimostra OOD generalization. E2 (Parte II) ha confrontato il detector con un embedding di famiglia diversa non visto nell'addestramento; E3, nella Parte III, ha verificato se i risultati resistono a controlli più forti su origine e trasformazioni. Il quadro di ricerca seguirà criteri di comparabilità e pre-registrazione delle scelte, senza sfruttare il test E1 per decidere retroattivamente i parametri.</w:t>
       </w:r>
     </w:p>
     <w:p>
       <w:pPr>
         <w:pStyle w:val="Heading1"/>
+        <w:keepNext/>
       </w:pPr>
       <w:r>
         <w:t>11. Materiali, riferimenti e provenienza delle affermazioni</w:t>
@@ -6896,6 +6910,7 @@
     <w:p>
       <w:pPr>
         <w:pStyle w:val="Heading1"/>
+        <w:keepNext/>
       </w:pPr>
       <w:r>
         <w:t>Allegato grafico — confronto Ubuntu / Mac M4</w:t>
@@ -6904,6 +6919,7 @@
     <w:p>
       <w:pPr>
         <w:pStyle w:val="Heading2"/>
+        <w:keepNext/>
       </w:pPr>
       <w:r>
         <w:t>Figura A · AUROC centroid su Ubuntu e Mac M4</w:t>
@@ -6960,6 +6976,7 @@
     <w:p>
       <w:pPr>
         <w:pStyle w:val="Heading2"/>
+        <w:keepNext/>
       </w:pPr>
       <w:r>
         <w:t>Figura B · Accuracy test con soglia Youden</w:t>
@@ -7021,6 +7038,7 @@
     <w:p>
       <w:pPr>
         <w:pStyle w:val="Heading2"/>
+        <w:keepNext/>
       </w:pPr>
       <w:r>
         <w:t>Figura C · Falsi positivi test (FPR)</w:t>
@@ -7077,6 +7095,7 @@
     <w:p>
       <w:pPr>
         <w:pStyle w:val="Heading2"/>
+        <w:keepNext/>
       </w:pPr>
       <w:r>
         <w:t>Figura D · Metodo centroid vs 1-NN</w:t>
@@ -7138,6 +7157,7 @@
     <w:p>
       <w:pPr>
         <w:pStyle w:val="Heading2"/>
+        <w:keepNext/>
       </w:pPr>
       <w:r>
         <w:t>Figura E · Validation all’interno dei fit test e test</w:t>
@@ -7199,6 +7219,7 @@
     <w:p>
       <w:pPr>
         <w:pStyle w:val="Heading1"/>
+        <w:keepNext/>
       </w:pPr>
       <w:r>
         <w:t>Appendice A — Audit hardware e integrità dei risultati E1</w:t>
@@ -7213,6 +7234,7 @@
     <w:p>
       <w:pPr>
         <w:pStyle w:val="Heading2"/>
+        <w:keepNext/>
       </w:pPr>
       <w:r>
         <w:t>A.1 Integrità delle sorgenti e del codice</w:t>
@@ -7376,6 +7398,7 @@
     <w:p>
       <w:pPr>
         <w:pStyle w:val="Heading2"/>
+        <w:keepNext/>
       </w:pPr>
       <w:r>
         <w:t>A.2 Prestazioni del detector: due piattaforme</w:t>
@@ -7659,6 +7682,7 @@
     <w:p>
       <w:pPr>
         <w:pStyle w:val="Heading2"/>
+        <w:keepNext/>
       </w:pPr>
       <w:r>
         <w:t>A.3 Analisi dei tempi storici</w:t>
@@ -7923,6 +7947,7 @@
     <w:p>
       <w:pPr>
         <w:pStyle w:val="Heading2"/>
+        <w:keepNext/>
       </w:pPr>
       <w:r>
         <w:t>A.4 Materiali e decisione operativa</w:t>
@@ -7941,6 +7966,7 @@
     <w:p>
       <w:pPr>
         <w:pStyle w:val="Heading1"/>
+        <w:keepNext/>
         <w:pageBreakBefore/>
       </w:pPr>
       <w:r>
@@ -7954,6 +7980,7 @@
     <w:p>
       <w:pPr>
         <w:pStyle w:val="Heading2"/>
+        <w:keepNext/>
       </w:pPr>
       <w:r>
         <w:rPr>
@@ -8182,6 +8209,7 @@
     <w:p>
       <w:pPr>
         <w:pStyle w:val="Heading2"/>
+        <w:keepNext/>
       </w:pPr>
       <w:r>
         <w:rPr>
@@ -8194,6 +8222,7 @@
     <w:p>
       <w:pPr>
         <w:pStyle w:val="Heading3"/>
+        <w:keepNext/>
       </w:pPr>
       <w:r>
         <w:rPr>
@@ -8329,6 +8358,7 @@
     <w:p>
       <w:pPr>
         <w:pStyle w:val="Heading3"/>
+        <w:keepNext/>
       </w:pPr>
       <w:r>
         <w:rPr>
@@ -8557,6 +8587,7 @@
     <w:p>
       <w:pPr>
         <w:pStyle w:val="Heading3"/>
+        <w:keepNext/>
       </w:pPr>
       <w:r>
         <w:rPr>
@@ -8616,6 +8647,7 @@
     <w:p>
       <w:pPr>
         <w:pStyle w:val="Heading2"/>
+        <w:keepNext/>
       </w:pPr>
       <w:r>
         <w:rPr>
@@ -8645,6 +8677,7 @@
     <w:p>
       <w:pPr>
         <w:pStyle w:val="Heading3"/>
+        <w:keepNext/>
       </w:pPr>
       <w:r>
         <w:rPr>
@@ -8941,6 +8974,7 @@
     <w:p>
       <w:pPr>
         <w:pStyle w:val="Heading3"/>
+        <w:keepNext/>
       </w:pPr>
       <w:r>
         <w:rPr>
@@ -9284,6 +9318,7 @@
     <w:p>
       <w:pPr>
         <w:pStyle w:val="Heading3"/>
+        <w:keepNext/>
       </w:pPr>
       <w:r>
         <w:rPr>
@@ -9455,6 +9490,7 @@
     <w:p>
       <w:pPr>
         <w:pStyle w:val="Heading3"/>
+        <w:keepNext/>
       </w:pPr>
       <w:r>
         <w:rPr>
@@ -10084,6 +10120,7 @@
     <w:p>
       <w:pPr>
         <w:pStyle w:val="Heading2"/>
+        <w:keepNext/>
       </w:pPr>
       <w:r>
         <w:rPr>
@@ -10096,6 +10133,7 @@
     <w:p>
       <w:pPr>
         <w:pStyle w:val="Heading3"/>
+        <w:keepNext/>
       </w:pPr>
       <w:r>
         <w:rPr>
@@ -10318,6 +10356,7 @@
     <w:p>
       <w:pPr>
         <w:pStyle w:val="Heading3"/>
+        <w:keepNext/>
       </w:pPr>
       <w:r>
         <w:rPr>
@@ -10584,6 +10623,7 @@
     <w:p>
       <w:pPr>
         <w:pStyle w:val="Heading3"/>
+        <w:keepNext/>
       </w:pPr>
       <w:r>
         <w:rPr>
@@ -11092,6 +11132,7 @@
     <w:p>
       <w:pPr>
         <w:pStyle w:val="Heading2"/>
+        <w:keepNext/>
       </w:pPr>
       <w:r>
         <w:rPr>
@@ -11130,6 +11171,7 @@
     <w:p>
       <w:pPr>
         <w:pStyle w:val="Heading3"/>
+        <w:keepNext/>
       </w:pPr>
       <w:r>
         <w:rPr>
@@ -11881,6 +11923,7 @@
     <w:p>
       <w:pPr>
         <w:pStyle w:val="Heading3"/>
+        <w:keepNext/>
       </w:pPr>
       <w:r>
         <w:rPr>
@@ -12020,6 +12063,7 @@
     <w:p>
       <w:pPr>
         <w:pStyle w:val="Heading3"/>
+        <w:keepNext/>
       </w:pPr>
       <w:r>
         <w:rPr>
@@ -12044,6 +12088,7 @@
     <w:p>
       <w:pPr>
         <w:pStyle w:val="Heading3"/>
+        <w:keepNext/>
       </w:pPr>
       <w:r>
         <w:rPr>
@@ -12116,6 +12161,7 @@
     <w:p>
       <w:pPr>
         <w:pStyle w:val="Heading3"/>
+        <w:keepNext/>
       </w:pPr>
       <w:r>
         <w:rPr>
@@ -12289,6 +12335,7 @@
     <w:p>
       <w:pPr>
         <w:pStyle w:val="Heading3"/>
+        <w:keepNext/>
       </w:pPr>
       <w:r>
         <w:rPr>
@@ -12555,6 +12602,7 @@
     <w:p>
       <w:pPr>
         <w:pStyle w:val="Heading3"/>
+        <w:keepNext/>
       </w:pPr>
       <w:r>
         <w:rPr>
@@ -12783,6 +12831,7 @@
     <w:p>
       <w:pPr>
         <w:pStyle w:val="Heading2"/>
+        <w:keepNext/>
       </w:pPr>
       <w:r>
         <w:rPr>
@@ -12795,6 +12844,7 @@
     <w:p>
       <w:pPr>
         <w:pStyle w:val="Heading3"/>
+        <w:keepNext/>
       </w:pPr>
       <w:r>
         <w:rPr>
@@ -13003,6 +13053,7 @@
     <w:p>
       <w:pPr>
         <w:pStyle w:val="Heading3"/>
+        <w:keepNext/>
       </w:pPr>
       <w:r>
         <w:rPr>
@@ -13092,6 +13143,7 @@
     <w:p>
       <w:pPr>
         <w:pStyle w:val="Heading3"/>
+        <w:keepNext/>
       </w:pPr>
       <w:r>
         <w:rPr>
@@ -13301,6 +13353,7 @@
     <w:p>
       <w:pPr>
         <w:pStyle w:val="Heading3"/>
+        <w:keepNext/>
       </w:pPr>
       <w:r>
         <w:rPr>
@@ -13489,6 +13542,7 @@
     <w:p>
       <w:pPr>
         <w:pStyle w:val="Heading2"/>
+        <w:keepNext/>
       </w:pPr>
       <w:r>
         <w:rPr>
@@ -13501,6 +13555,7 @@
     <w:p>
       <w:pPr>
         <w:pStyle w:val="Heading3"/>
+        <w:keepNext/>
       </w:pPr>
       <w:r>
         <w:rPr>
@@ -14048,6 +14103,7 @@
     <w:p>
       <w:pPr>
         <w:pStyle w:val="Heading3"/>
+        <w:keepNext/>
       </w:pPr>
       <w:r>
         <w:rPr>
@@ -14507,6 +14563,7 @@
     <w:p>
       <w:pPr>
         <w:pStyle w:val="Heading3"/>
+        <w:keepNext/>
       </w:pPr>
       <w:r>
         <w:rPr>
@@ -14874,6 +14931,7 @@
     <w:p>
       <w:pPr>
         <w:pStyle w:val="Heading3"/>
+        <w:keepNext/>
       </w:pPr>
       <w:r>
         <w:rPr>
@@ -15137,6 +15195,7 @@
     <w:p>
       <w:pPr>
         <w:pStyle w:val="Heading3"/>
+        <w:keepNext/>
       </w:pPr>
       <w:r>
         <w:rPr>
@@ -15368,6 +15427,7 @@
     <w:p>
       <w:pPr>
         <w:pStyle w:val="Heading2"/>
+        <w:keepNext/>
       </w:pPr>
       <w:r>
         <w:rPr>
@@ -15380,6 +15440,7 @@
     <w:p>
       <w:pPr>
         <w:pStyle w:val="Heading3"/>
+        <w:keepNext/>
       </w:pPr>
       <w:r>
         <w:rPr>
@@ -15500,6 +15561,7 @@
     <w:p>
       <w:pPr>
         <w:pStyle w:val="Heading3"/>
+        <w:keepNext/>
       </w:pPr>
       <w:r>
         <w:rPr>
@@ -15566,6 +15628,7 @@
     <w:p>
       <w:pPr>
         <w:pStyle w:val="Heading3"/>
+        <w:keepNext/>
       </w:pPr>
       <w:r>
         <w:rPr>
@@ -15618,6 +15681,7 @@
     <w:p>
       <w:pPr>
         <w:pStyle w:val="Heading3"/>
+        <w:keepNext/>
       </w:pPr>
       <w:r>
         <w:rPr>
@@ -15670,6 +15734,7 @@
     <w:p>
       <w:pPr>
         <w:pStyle w:val="Heading2"/>
+        <w:keepNext/>
       </w:pPr>
       <w:r>
         <w:rPr>
@@ -15825,37 +15890,13 @@
         <w:spacing w:after="120"/>
       </w:pPr>
       <w:r>
-        <w:rPr>
-          <w:b/>
-          <w:i w:val="0"/>
-        </w:rPr>
-        <w:t>Controlli E3 proposti, NON ancora eseguiti.</w:t>
-      </w:r>
-      <w:r>
-        <w:rPr>
-          <w:b w:val="0"/>
-          <w:i w:val="0"/>
-        </w:rPr>
-        <w:t xml:space="preserve"> (i) Perturbazioni casuali </w:t>
-      </w:r>
-      <w:r>
-        <w:rPr>
-          <w:b/>
-          <w:i w:val="0"/>
-        </w:rPr>
-        <w:t>non stego</w:t>
-      </w:r>
-      <w:r>
-        <w:rPr>
-          <w:b w:val="0"/>
-          <w:i w:val="0"/>
-        </w:rPr>
-        <w:t xml:space="preserve"> con norma L2 appaiata, per distinguere un rilevatore di anomalie numeriche da uno di messaggi incorporati. (ii) Condizioni LSB e spread a intensità relativa confrontabile, preregistrate usando solo train/validation. (iii) Variazione della lunghezza del messaggio e della capacità per ridurre lo sbilanciamento dei payload. (iv) Test di qualità funzionale su più CNN e più immagini. (v) Nuovi zoo/architetture con checkpoint e preprocessing indipendenti, come obiettivo della tesi magistrale 2027. Nessuno di questi controlli modifica retroattivamente le AUROC E2.</w:t>
+        <w:t>Controlli ulteriori per ricerche successive, NON eseguiti in E3. Il controllo E3 realmente svolto verifica coppie, metadati, benigni e FPR (Parte III). (i) Perturbazioni casuali non stego con norma L2 appaiata, per distinguere un rilevatore di anomalie numeriche da uno di messaggi incorporati. (ii) Condizioni LSB e spread a intensità relativa confrontabile, preregistrate usando solo train/validation. (iii) Variazione della lunghezza del messaggio e della capacità per ridurre lo sbilanciamento dei payload. (iv) Test di qualità funzionale su più CNN e più immagini. (v) Nuovi zoo/architetture con checkpoint e preprocessing indipendenti, come obiettivo della tesi magistrale 2027. Nessuno di questi controlli modifica retroattivamente le AUROC E2.</w:t>
       </w:r>
     </w:p>
     <w:p>
       <w:pPr>
         <w:pStyle w:val="Heading2"/>
+        <w:keepNext/>
       </w:pPr>
       <w:r>
         <w:rPr>
@@ -15868,6 +15909,7 @@
     <w:p>
       <w:pPr>
         <w:pStyle w:val="Heading3"/>
+        <w:keepNext/>
       </w:pPr>
       <w:r>
         <w:rPr>
@@ -16484,6 +16526,7 @@
     <w:p>
       <w:pPr>
         <w:pStyle w:val="Heading3"/>
+        <w:keepNext/>
       </w:pPr>
       <w:r>
         <w:rPr>
@@ -16897,6 +16940,7 @@
     <w:p>
       <w:pPr>
         <w:pStyle w:val="Heading2"/>
+        <w:keepNext/>
       </w:pPr>
       <w:r>
         <w:rPr>
@@ -17021,104 +17065,3410 @@
         <w:spacing w:after="120"/>
       </w:pPr>
       <w:r>
-        <w:rPr>
-          <w:b w:val="0"/>
-          <w:i w:val="0"/>
-        </w:rPr>
-        <w:t xml:space="preserve">Questo esito </w:t>
-      </w:r>
-      <w:r>
-        <w:rPr>
-          <w:b/>
-          <w:i w:val="0"/>
-        </w:rPr>
-        <w:t>non dimostra</w:t>
-      </w:r>
-      <w:r>
-        <w:rPr>
-          <w:b w:val="0"/>
-          <w:i w:val="0"/>
-        </w:rPr>
-        <w:t xml:space="preserve"> che la sola famiglia dell'attacco abbia causato il calo, che l'embedding preservi sempre la funzione delle CNN, che lo spread in generale sia invisibile, o che il risultato degli autori di Model X-Ray sia falso. Supporta una conclusione più circoscritta e difendibile: </w:t>
-      </w:r>
-      <w:r>
-        <w:rPr>
-          <w:b w:val="0"/>
-          <w:i/>
-        </w:rPr>
-        <w:t>sotto specifici vincoli di architettura, dati, intensità e capacità, un detector few-shot efficace contro X-LSB può non trasferire la capacità discriminativa a uno spread-spectrum sintetico non visto durante il training</w:t>
-      </w:r>
-      <w:r>
-        <w:rPr>
-          <w:b w:val="0"/>
-          <w:i w:val="0"/>
-        </w:rPr>
-        <w:t>. È proprio questa distinzione a motivare E3 e i controlli più rigorosi richiesti per una tesi o un lavoro scientifico successivo.</w:t>
+        <w:t>Questo esito non dimostra che la sola famiglia dell'attacco abbia causato il calo, che l'embedding preservi sempre la funzione delle CNN, che lo spread in generale sia invisibile, o che il risultato degli autori di Model X-Ray sia falso. Supporta una conclusione più circoscritta e difendibile: sotto specifici vincoli di architettura, dati, intensità e capacità, un detector few-shot efficace contro X-LSB può non trasferire la capacità discriminativa a uno spread-spectrum sintetico non visto durante il training. È proprio questa distinzione a motivare i controlli E3 della Parte III e controlli intensity/payload-matched su nuovi dati per una tesi successiva.</w:t>
       </w:r>
     </w:p>
     <w:p>
       <w:pPr>
+        <w:pStyle w:val="Heading1"/>
+        <w:keepNext/>
+        <w:pageBreakBefore/>
+      </w:pPr>
+      <w:r>
+        <w:t>PARTE III — E3: controlli retrospettivi con benigni appaiati e metadati</w:t>
+      </w:r>
+    </w:p>
+    <w:p/>
+    <w:p>
+      <w:pPr>
         <w:pStyle w:val="Heading2"/>
-      </w:pPr>
-      <w:r>
-        <w:rPr>
-          <w:b w:val="0"/>
-          <w:i w:val="0"/>
-        </w:rPr>
-        <w:t>23. Bibliografia e provenienza documentale</w:t>
+        <w:keepNext/>
+      </w:pPr>
+      <w:r>
+        <w:t>23. Perché E3 è necessario dopo E1 ed E2</w:t>
+      </w:r>
+    </w:p>
+    <w:p/>
+    <w:p>
+      <w:r>
+        <w:t xml:space="preserve">La sequenza scientifica del progetto è deliberata. </w:t>
+      </w:r>
+      <w:r>
+        <w:rPr>
+          <w:b/>
+        </w:rPr>
+        <w:t>E1</w:t>
+      </w:r>
+      <w:r>
+        <w:t xml:space="preserve"> misura il comportamento </w:t>
+      </w:r>
+      <w:r>
+        <w:rPr>
+          <w:i/>
+        </w:rPr>
+        <w:t>in-distribution</w:t>
+      </w:r>
+      <w:r>
+        <w:t xml:space="preserve"> di un detector Siamese addestrato e valutato con X-LSB, utilizzando checkpoint sorgente disgiunti. </w:t>
+      </w:r>
+      <w:r>
+        <w:rPr>
+          <w:b/>
+        </w:rPr>
+        <w:t>E2</w:t>
+      </w:r>
+      <w:r>
+        <w:t xml:space="preserve"> conserva l'addestramento X-LSB X=23 ma valuta lo stesso detector per fit su X-LSB (</w:t>
+      </w:r>
+      <w:r>
+        <w:rPr>
+          <w:i/>
+        </w:rPr>
+        <w:t>ID</w:t>
+      </w:r>
+      <w:r>
+        <w:t>) e su due intensità di uno spread-spectrum additivo a 16 bit mai incontrato nel training (</w:t>
+      </w:r>
+      <w:r>
+        <w:rPr>
+          <w:i/>
+        </w:rPr>
+        <w:t>OOD</w:t>
+      </w:r>
+      <w:r>
+        <w:t xml:space="preserve">). Su entrambe le piattaforme l'AUROC centroid passa da circa 0,904 a 0,475–0,478 per α=0,24. Il solo valore AUROC non chiarisce, però, </w:t>
+      </w:r>
+      <w:r>
+        <w:rPr>
+          <w:b/>
+        </w:rPr>
+        <w:t>quali controlli rimangano invariati</w:t>
+      </w:r>
+      <w:r>
+        <w:t xml:space="preserve"> e </w:t>
+      </w:r>
+      <w:r>
+        <w:rPr>
+          <w:b/>
+        </w:rPr>
+        <w:t>quale classe generi gli errori</w:t>
+      </w:r>
+      <w:r>
+        <w:t>.</w:t>
+      </w:r>
+    </w:p>
+    <w:p/>
+    <w:p>
+      <w:r>
+        <w:t xml:space="preserve">Il piano d'esame (roadmap del 15 ottobre 2026, work package A4) indica E3 come controllo con </w:t>
+      </w:r>
+      <w:r>
+        <w:rPr>
+          <w:b/>
+        </w:rPr>
+        <w:t>benigni appaiati e metadati bilanciati</w:t>
+      </w:r>
+      <w:r>
+        <w:t xml:space="preserve">. Pertanto E3 non introduce un nuovo payload, una nuova variante del Siamese o un'altra campagna di training. Rilegge, con codice indipendente dal calcolo originale delle metriche aggregate, gli </w:t>
+      </w:r>
+      <w:r>
+        <w:rPr>
+          <w:b/>
+        </w:rPr>
+        <w:t>score per checkpoint già generati e auditati in E2</w:t>
+      </w:r>
+      <w:r>
+        <w:t xml:space="preserve">. I risultati E3 sono quindi </w:t>
+      </w:r>
+      <w:r>
+        <w:rPr>
+          <w:b/>
+        </w:rPr>
+        <w:t>retrospettivi</w:t>
+      </w:r>
+      <w:r>
+        <w:t>, non un secondo holdout blind e non una nuova dimostrazione causale.</w:t>
+      </w:r>
+    </w:p>
+    <w:p/>
+    <w:p>
+      <w:r>
+        <w:t xml:space="preserve">Le domande verificabili sono quattro: (C1) benigno e modificato derivano sempre dalla stessa identità di checkpoint e sono presenti 1:1? (C2) </w:t>
+      </w:r>
+      <w:r>
+        <w:rPr>
+          <w:rFonts w:ascii="Consolas" w:hAnsi="Consolas"/>
+          <w:sz w:val="18"/>
+        </w:rPr>
+        <w:t>row_index</w:t>
+      </w:r>
+      <w:r>
+        <w:t xml:space="preserve">, </w:t>
+      </w:r>
+      <w:r>
+        <w:rPr>
+          <w:rFonts w:ascii="Consolas" w:hAnsi="Consolas"/>
+          <w:sz w:val="18"/>
+        </w:rPr>
+        <w:t>model_id</w:t>
+      </w:r>
+      <w:r>
+        <w:t xml:space="preserve"> e hash della sorgente possono predire l'etichetta semplicemente identificando il checkpoint? (C3) a modello e soglia invariati, il calo OOD deriva da un cambiamento dei benigni e del FPR oppure dalla mancata rilevazione dei modificati? (C4) i controlli si ripetono con la stessa logica su Ubuntu x86 virtualizzato e su Mac M4 ARM64?</w:t>
+      </w:r>
+    </w:p>
+    <w:p/>
+    <w:p>
+      <w:pPr>
+        <w:pStyle w:val="Heading2"/>
+        <w:keepNext/>
+      </w:pPr>
+      <w:r>
+        <w:t>24. Input, unità di analisi e invarianti verificati</w:t>
+      </w:r>
+    </w:p>
+    <w:p/>
+    <w:p>
+      <w:pPr>
+        <w:pStyle w:val="Heading3"/>
+        <w:keepNext/>
+      </w:pPr>
+      <w:r>
+        <w:t>24.1 Materiale sperimentale e indipendenza dei dati</w:t>
+      </w:r>
+    </w:p>
+    <w:p/>
+    <w:p>
+      <w:r>
+        <w:t xml:space="preserve">Il controllo legge gli artifact </w:t>
+      </w:r>
+      <w:r>
+        <w:rPr>
+          <w:b/>
+        </w:rPr>
+        <w:t>ufficiali E2</w:t>
+      </w:r>
+      <w:r>
+        <w:t xml:space="preserve"> dalle directory locali </w:t>
+      </w:r>
+      <w:r>
+        <w:rPr>
+          <w:rFonts w:ascii="Consolas" w:hAnsi="Consolas"/>
+          <w:sz w:val="18"/>
+        </w:rPr>
+        <w:t>e2_test_official_ubuntu_v1</w:t>
+      </w:r>
+      <w:r>
+        <w:t xml:space="preserve"> ed </w:t>
+      </w:r>
+      <w:r>
+        <w:rPr>
+          <w:rFonts w:ascii="Consolas" w:hAnsi="Consolas"/>
+          <w:sz w:val="18"/>
+        </w:rPr>
+        <w:t>e2_test_official_mac_m4_v1</w:t>
+      </w:r>
+      <w:r>
+        <w:t xml:space="preserve">, in particolare le tabelle di predizione a livello di checkpoint, i manifest e le soglie registrate. Non vengono generati nuovi esempi né aggiornati pesi, embedding, seed o thresholds. Il programma è </w:t>
+      </w:r>
+      <w:r>
+        <w:rPr>
+          <w:rFonts w:ascii="Consolas" w:hAnsi="Consolas"/>
+          <w:sz w:val="18"/>
+        </w:rPr>
+        <w:t>scripts/e3_matched_controls.py</w:t>
+      </w:r>
+      <w:r>
+        <w:t xml:space="preserve">, con test unitario </w:t>
+      </w:r>
+      <w:r>
+        <w:rPr>
+          <w:rFonts w:ascii="Consolas" w:hAnsi="Consolas"/>
+          <w:sz w:val="18"/>
+        </w:rPr>
+        <w:t>tests/test_e3_controls.py</w:t>
+      </w:r>
+      <w:r>
+        <w:t xml:space="preserve">; il confronto tra piattaforme è </w:t>
+      </w:r>
+      <w:r>
+        <w:rPr>
+          <w:rFonts w:ascii="Consolas" w:hAnsi="Consolas"/>
+          <w:sz w:val="18"/>
+        </w:rPr>
+        <w:t>scripts/e3_compare_controls.py</w:t>
+      </w:r>
+      <w:r>
+        <w:t xml:space="preserve">. La versione del codice E3 è stata archiviata nel commit </w:t>
+      </w:r>
+      <w:r>
+        <w:rPr>
+          <w:rFonts w:ascii="Consolas" w:hAnsi="Consolas"/>
+          <w:sz w:val="18"/>
+        </w:rPr>
+        <w:t>e82a4d8</w:t>
+      </w:r>
+      <w:r>
+        <w:t xml:space="preserve"> del branch </w:t>
+      </w:r>
+      <w:r>
+        <w:rPr>
+          <w:rFonts w:ascii="Consolas" w:hAnsi="Consolas"/>
+          <w:sz w:val="18"/>
+        </w:rPr>
+        <w:t>ricky</w:t>
+      </w:r>
+      <w:r>
+        <w:t>.</w:t>
+      </w:r>
+    </w:p>
+    <w:p/>
+    <w:p>
+      <w:r>
+        <w:t xml:space="preserve">Ogni fit comprende </w:t>
+      </w:r>
+      <w:r>
+        <w:rPr>
+          <w:b/>
+        </w:rPr>
+        <w:t>200 checkpoint sorgente nel test E2</w:t>
+      </w:r>
+      <w:r>
+        <w:t>, tre condizioni (</w:t>
+      </w:r>
+      <w:r>
+        <w:rPr>
+          <w:rFonts w:ascii="Consolas" w:hAnsi="Consolas"/>
+          <w:sz w:val="18"/>
+        </w:rPr>
+        <w:t>LSB_ID</w:t>
+      </w:r>
+      <w:r>
+        <w:t xml:space="preserve">, </w:t>
+      </w:r>
+      <w:r>
+        <w:rPr>
+          <w:rFonts w:ascii="Consolas" w:hAnsi="Consolas"/>
+          <w:sz w:val="18"/>
+        </w:rPr>
+        <w:t>SPREAD_0.16</w:t>
+      </w:r>
+      <w:r>
+        <w:t xml:space="preserve">, </w:t>
+      </w:r>
+      <w:r>
+        <w:rPr>
+          <w:rFonts w:ascii="Consolas" w:hAnsi="Consolas"/>
+          <w:sz w:val="18"/>
+        </w:rPr>
+        <w:t>SPREAD_0.24</w:t>
+      </w:r>
+      <w:r>
+        <w:t>) e due metodi di scoring (</w:t>
+      </w:r>
+      <w:r>
+        <w:rPr>
+          <w:rFonts w:ascii="Consolas" w:hAnsi="Consolas"/>
+          <w:sz w:val="18"/>
+        </w:rPr>
+        <w:t>centroid</w:t>
+      </w:r>
+      <w:r>
+        <w:t xml:space="preserve">, </w:t>
+      </w:r>
+      <w:r>
+        <w:rPr>
+          <w:rFonts w:ascii="Consolas" w:hAnsi="Consolas"/>
+          <w:sz w:val="18"/>
+        </w:rPr>
+        <w:t>nn</w:t>
+      </w:r>
+      <w:r>
+        <w:t xml:space="preserve">). Per ciascuna combinazione </w:t>
+      </w:r>
+      <w:r>
+        <w:rPr>
+          <w:b/>
+        </w:rPr>
+        <w:t>repeat × metodo × condizione × `row_index`</w:t>
+      </w:r>
+      <w:r>
+        <w:t xml:space="preserve"> deve esistere una coppia di osservazioni, una con etichetta 0 (benigno) e una con etichetta 1 (modificato), con gli stessi identificatori e hash di origine. L'audit controlla anche lo split checkpoint-disjoint 600/200/200 congelato in E1.</w:t>
+      </w:r>
+    </w:p>
+    <w:p/>
+    <w:p>
+      <w:r>
+        <w:t xml:space="preserve">Il conto dei confronti è </w:t>
+      </w:r>
+      <w:r>
+        <w:rPr>
+          <w:b/>
+        </w:rPr>
+        <w:t>10 repeat × 3 condizioni × 2 metodi × 200 sorgenti = 12.000 coppie per piattaforma</w:t>
+      </w:r>
+      <w:r>
+        <w:t xml:space="preserve">; corrispondono a 24.000 osservazioni </w:t>
+      </w:r>
+      <w:r>
+        <w:rPr>
+          <w:i/>
+        </w:rPr>
+        <w:t>entro piattaforma</w:t>
+      </w:r>
+      <w:r>
+        <w:t xml:space="preserve"> (un benigno e un modificato per coppia). </w:t>
+      </w:r>
+      <w:r>
+        <w:rPr>
+          <w:b/>
+        </w:rPr>
+        <w:t>Non sono 12.000 checkpoint originali indipendenti:</w:t>
+      </w:r>
+      <w:r>
+        <w:t xml:space="preserve"> lo stesso insieme di 200 sorgenti test viene riutilizzato nei dieci fit e nelle differenti condizioni/metodi. Il numero di record aggregati per piattaforma è 10 × 3 × 2 = </w:t>
+      </w:r>
+      <w:r>
+        <w:rPr>
+          <w:b/>
+        </w:rPr>
+        <w:t>60</w:t>
+      </w:r>
+      <w:r>
+        <w:t>.</w:t>
+      </w:r>
+    </w:p>
+    <w:p/>
+    <w:p>
+      <w:pPr>
+        <w:pStyle w:val="Heading3"/>
+        <w:keepNext/>
+      </w:pPr>
+      <w:r>
+        <w:t>24.2 Controlli a esito vincolante (</w:t>
+      </w:r>
+      <w:r>
+        <w:rPr>
+          <w:i/>
+        </w:rPr>
+        <w:t>fail-closed</w:t>
+      </w:r>
+      <w:r>
+        <w:t>)</w:t>
+      </w:r>
+    </w:p>
+    <w:p/>
+    <w:p>
+      <w:r>
+        <w:t xml:space="preserve">Il controllo rifiuta coppie mancanti o duplicate, identificatori di checkpoint diversi entro una coppia, incongruenze con lo split, label sbilanciate, punteggi non finiti e incoerenze fra gli score e le metriche registrate. La lettura dei CSV usa </w:t>
+      </w:r>
+      <w:r>
+        <w:rPr>
+          <w:rFonts w:ascii="Consolas" w:hAnsi="Consolas"/>
+          <w:sz w:val="18"/>
+        </w:rPr>
+        <w:t>float_precision='round_trip'</w:t>
+      </w:r>
+      <w:r>
+        <w:t xml:space="preserve"> per conservare la semantica delle soglie float64 molto vicine a uno score: è il caso che aveva causato il falso allarme dell'audit Mac durante E2. La verifica strutturale dei benigni controlla che, </w:t>
+      </w:r>
+      <w:r>
+        <w:rPr>
+          <w:i/>
+        </w:rPr>
+        <w:t>all'interno dello stesso fit e metodo</w:t>
+      </w:r>
+      <w:r>
+        <w:t>, il medesimo checkpoint benigno ottenga lo stesso score nelle tre condizioni ID/OOD. Non significa che Ubuntu e Mac producano punteggi identici bit a bit.</w:t>
+      </w:r>
+    </w:p>
+    <w:p/>
+    <w:p>
+      <w:r>
+        <w:t xml:space="preserve">Il campo denominato </w:t>
+      </w:r>
+      <w:r>
+        <w:rPr>
+          <w:rFonts w:ascii="Consolas" w:hAnsi="Consolas"/>
+          <w:sz w:val="18"/>
+        </w:rPr>
+        <w:t>X=23</w:t>
+      </w:r>
+      <w:r>
+        <w:t xml:space="preserve">, ereditato nello schema del runner E2, è un </w:t>
+      </w:r>
+      <w:r>
+        <w:rPr>
+          <w:b/>
+        </w:rPr>
+        <w:t>campo di protocollo</w:t>
+      </w:r>
+      <w:r>
+        <w:t xml:space="preserve"> presente anche nei record OOD: non implica che sui campioni spread sia stato applicato X-LSB. La famiglia effettiva è registrata da </w:t>
+      </w:r>
+      <w:r>
+        <w:rPr>
+          <w:rFonts w:ascii="Consolas" w:hAnsi="Consolas"/>
+          <w:sz w:val="18"/>
+        </w:rPr>
+        <w:t>condition</w:t>
+      </w:r>
+      <w:r>
+        <w:t xml:space="preserve"> e dal manifest dei payload, ed è determinata dal ramo dell'algoritmo utilizzato nel runner.</w:t>
+      </w:r>
+    </w:p>
+    <w:p/>
+    <w:p>
+      <w:pPr>
+        <w:pStyle w:val="Heading2"/>
+        <w:keepNext/>
+      </w:pPr>
+      <w:r>
+        <w:t>25. Metriche di controllo e significato dei negative controls</w:t>
+      </w:r>
+    </w:p>
+    <w:p/>
+    <w:p>
+      <w:pPr>
+        <w:pStyle w:val="Heading3"/>
+        <w:keepNext/>
+      </w:pPr>
+      <w:r>
+        <w:t>25.1 Bilanciamento e baseline costruita sui metadati</w:t>
+      </w:r>
+    </w:p>
+    <w:p/>
+    <w:p>
+      <w:r>
+        <w:t xml:space="preserve">A parità di identità di checkpoint (stessi </w:t>
+      </w:r>
+      <w:r>
+        <w:rPr>
+          <w:rFonts w:ascii="Consolas" w:hAnsi="Consolas"/>
+          <w:sz w:val="18"/>
+        </w:rPr>
+        <w:t>row_index</w:t>
+      </w:r>
+      <w:r>
+        <w:t xml:space="preserve">, </w:t>
+      </w:r>
+      <w:r>
+        <w:rPr>
+          <w:rFonts w:ascii="Consolas" w:hAnsi="Consolas"/>
+          <w:sz w:val="18"/>
+        </w:rPr>
+        <w:t>model_id</w:t>
+      </w:r>
+      <w:r>
+        <w:t xml:space="preserve">, SHA), si trovano </w:t>
+      </w:r>
+      <w:r>
+        <w:rPr>
+          <w:b/>
+        </w:rPr>
+        <w:t>esattamente un campione benigno e uno modificato</w:t>
+      </w:r>
+      <w:r>
+        <w:t xml:space="preserve"> per ogni condizione e metodo. Pertanto un predittore che assegni a ogni checkpoint la sola classe maggioritaria e utilizzi esclusivamente tali </w:t>
+      </w:r>
+      <w:r>
+        <w:rPr>
+          <w:b/>
+        </w:rPr>
+        <w:t>identificatori appaiati</w:t>
+      </w:r>
+      <w:r>
+        <w:t xml:space="preserve"> raggiunge per costruzione un'accuracy del </w:t>
+      </w:r>
+      <w:r>
+        <w:rPr>
+          <w:b/>
+        </w:rPr>
+        <w:t>50%</w:t>
+      </w:r>
+      <w:r>
+        <w:t xml:space="preserve">. È una verifica di bilanciamento, </w:t>
+      </w:r>
+      <w:r>
+        <w:rPr>
+          <w:b/>
+        </w:rPr>
+        <w:t>non</w:t>
+      </w:r>
+      <w:r>
+        <w:t xml:space="preserve"> un nuovo classificatore sui metadati addestrato e validato; non esclude che altri metadati di trasformazione, serializzazione o caratteristiche delle rappresentazioni possano lasciare tracce.</w:t>
+      </w:r>
+    </w:p>
+    <w:p/>
+    <w:p>
+      <w:pPr>
+        <w:pStyle w:val="Heading3"/>
+        <w:keepNext/>
+      </w:pPr>
+      <w:r>
+        <w:t>25.2 TPR, FNR e FPR con soglia fissa</w:t>
+      </w:r>
+    </w:p>
+    <w:p/>
+    <w:p>
+      <w:r>
+        <w:t xml:space="preserve">Per ogni repeat e metodo, E2 aveva determinato la soglia con il criterio di Youden </w:t>
+      </w:r>
+      <w:r>
+        <w:rPr>
+          <w:b/>
+        </w:rPr>
+        <w:t>esclusivamente sulla validation X-LSB</w:t>
+      </w:r>
+      <w:r>
+        <w:t>. E3 applica la stessa soglia congelata alle tre condizioni test. Con TP, FN, FP e TN calcolati sulle etichette reali:</w:t>
+      </w:r>
+    </w:p>
+    <w:p/>
+    <w:p>
+      <w:pPr>
+        <w:pStyle w:val="ListBullet"/>
+      </w:pPr>
+      <w:r>
+        <w:rPr>
+          <w:b/>
+        </w:rPr>
+        <w:t>TPR = TP / (TP + FN):</w:t>
+      </w:r>
+      <w:r>
+        <w:t xml:space="preserve"> quota di checkpoint modificati riconosciuti come modificati.</w:t>
       </w:r>
     </w:p>
     <w:p>
       <w:pPr>
-        <w:spacing w:after="120"/>
+        <w:pStyle w:val="ListBullet"/>
       </w:pPr>
       <w:r>
         <w:rPr>
           <w:b/>
-          <w:i w:val="0"/>
-        </w:rPr>
-        <w:t>Fonti scientifiche esterne (distinte dal nostro codice):</w:t>
+        </w:rPr>
+        <w:t>FNR = FN / (TP + FN) = 1 − TPR:</w:t>
+      </w:r>
+      <w:r>
+        <w:t xml:space="preserve"> quota di modificati che il detector lascia passare come benigni.</w:t>
       </w:r>
     </w:p>
     <w:p>
       <w:pPr>
-        <w:pStyle w:val="ListNumber"/>
-      </w:pPr>
-      <w:r>
-        <w:rPr>
-          <w:b w:val="0"/>
-          <w:i w:val="0"/>
-        </w:rPr>
-        <w:t xml:space="preserve">D. Gilkarov e R. Dubin, </w:t>
-      </w:r>
-      <w:r>
-        <w:rPr>
-          <w:b w:val="0"/>
+        <w:pStyle w:val="ListBullet"/>
+      </w:pPr>
+      <w:r>
+        <w:rPr>
+          <w:b/>
+        </w:rPr>
+        <w:t>FPR = FP / (FP + TN):</w:t>
+      </w:r>
+      <w:r>
+        <w:t xml:space="preserve"> quota dei benigni classificati falsamente come modificati.</w:t>
+      </w:r>
+    </w:p>
+    <w:p/>
+    <w:p>
+      <w:r>
+        <w:t xml:space="preserve">Se gli score dei benigni restano identici e la soglia non cambia, il loro FPR deve rimanere **costante tra </w:t>
+      </w:r>
+      <w:r>
+        <w:rPr>
+          <w:rFonts w:ascii="Consolas" w:hAnsi="Consolas"/>
+          <w:sz w:val="18"/>
+        </w:rPr>
+        <w:t>LSB_ID</w:t>
+      </w:r>
+      <w:r>
+        <w:t xml:space="preserve"> e </w:t>
+      </w:r>
+      <w:r>
+        <w:rPr>
+          <w:rFonts w:ascii="Consolas" w:hAnsi="Consolas"/>
+          <w:sz w:val="18"/>
+        </w:rPr>
+        <w:t>SPREAD_*</w:t>
+      </w:r>
+      <w:r>
+        <w:t>**, a parità di piattaforma, repeat e metodo. Pertanto un forte calo nel TPR a FPR invariato evidenzia che la mancata detection si concentra sui campioni modificati, senza autorizzare una spiegazione causale completa del meccanismo.</w:t>
+      </w:r>
+    </w:p>
+    <w:p/>
+    <w:p>
+      <w:pPr>
+        <w:pStyle w:val="Heading3"/>
+        <w:keepNext/>
+      </w:pPr>
+      <w:r>
+        <w:t>25.3 Concordanza appaiata distinta dall'AUROC</w:t>
+      </w:r>
+    </w:p>
+    <w:p/>
+    <w:p>
+      <w:r>
+        <w:t xml:space="preserve">Per ciascuna delle 200 identità sorgente, si confrontano lo score modificato e lo score benigno </w:t>
+      </w:r>
+      <w:r>
+        <w:rPr>
+          <w:b/>
+        </w:rPr>
+        <w:t>dello stesso checkpoint</w:t>
+      </w:r>
+      <w:r>
+        <w:t xml:space="preserve">. La </w:t>
+      </w:r>
+      <w:r>
+        <w:rPr>
           <w:i/>
         </w:rPr>
-        <w:t>Model X-Ray: Detection of Hidden Malware in AI Model Weights Using Few Shot Learning</w:t>
-      </w:r>
-      <w:r>
-        <w:rPr>
-          <w:b w:val="0"/>
-          <w:i w:val="0"/>
-        </w:rPr>
-        <w:t xml:space="preserve">, preprint arXiv:2409.19310 (2024); versione journal </w:t>
-      </w:r>
-      <w:r>
-        <w:rPr>
-          <w:b w:val="0"/>
+        <w:t>matched concordance</w:t>
+      </w:r>
+      <w:r>
+        <w:t xml:space="preserve"> è la proporzione di casi </w:t>
+      </w:r>
+      <w:r>
+        <w:rPr>
+          <w:rFonts w:ascii="Consolas" w:hAnsi="Consolas"/>
+          <w:sz w:val="18"/>
+        </w:rPr>
+        <w:t>score(modificato) &gt; score(benigno)</w:t>
+      </w:r>
+      <w:r>
+        <w:t xml:space="preserve">, con mezzo punto per i pareggi. Un valore intorno a </w:t>
+      </w:r>
+      <w:r>
+        <w:rPr>
+          <w:b/>
+        </w:rPr>
+        <w:t>0,5</w:t>
+      </w:r>
+      <w:r>
+        <w:t xml:space="preserve"> indica che questo ordinamento interno alla coppia non è sistematicamente favorevole al modificato. </w:t>
+      </w:r>
+      <w:r>
+        <w:rPr>
+          <w:b/>
+        </w:rPr>
+        <w:t>Non coincide con l'AUROC</w:t>
+      </w:r>
+      <w:r>
+        <w:t>, che confronta anche coppie positive/negative appartenenti a identità sorgente differenti e dipende dal ranking sull'intero insieme.</w:t>
+      </w:r>
+    </w:p>
+    <w:p/>
+    <w:p>
+      <w:pPr>
+        <w:pStyle w:val="Heading2"/>
+        <w:keepNext/>
+      </w:pPr>
+      <w:r>
+        <w:t>26. Esecuzione, audit e replica indipendente Ubuntu/Mac</w:t>
+      </w:r>
+    </w:p>
+    <w:p/>
+    <w:p>
+      <w:r>
+        <w:t xml:space="preserve">Il test unitario su Ubuntu ha restituito </w:t>
+      </w:r>
+      <w:r>
+        <w:rPr>
+          <w:rFonts w:ascii="Consolas" w:hAnsi="Consolas"/>
+          <w:sz w:val="18"/>
+        </w:rPr>
+        <w:t>E3 CONTROLS UNIT TEST OK: 1:1 pairing, perfect metadata balance, corrupt-pair fail-closed</w:t>
+      </w:r>
+      <w:r>
+        <w:t xml:space="preserve">; il runner reale </w:t>
+      </w:r>
+      <w:r>
+        <w:rPr>
+          <w:rFonts w:ascii="Consolas" w:hAnsi="Consolas"/>
+          <w:sz w:val="18"/>
+        </w:rPr>
+        <w:t>e3_matched_controls.py</w:t>
+      </w:r>
+      <w:r>
+        <w:t xml:space="preserve"> ha completato le ripetizioni </w:t>
+      </w:r>
+      <w:r>
+        <w:rPr>
+          <w:b/>
+        </w:rPr>
+        <w:t>00–09</w:t>
+      </w:r>
+      <w:r>
+        <w:t xml:space="preserve"> con 200 identità per ciascuno dei sei gruppi condizione/metodo, con messaggio </w:t>
+      </w:r>
+      <w:r>
+        <w:rPr>
+          <w:rFonts w:ascii="Consolas" w:hAnsi="Consolas"/>
+          <w:sz w:val="18"/>
+        </w:rPr>
+        <w:t>E3 MATCHED/METADATA CONTROLS QA OK</w:t>
+      </w:r>
+      <w:r>
+        <w:t>. Fabrizio ha eseguito il medesimo self-test e il medesimo audit sulle predizioni originali del suo Mac M4, ottenendo lo stesso messaggio di superamento. Non sono stati riavviati training del Siamese né consultate nuove riserve test.</w:t>
+      </w:r>
+    </w:p>
+    <w:p/>
+    <w:p>
+      <w:r>
+        <w:t xml:space="preserve">I risultati su Mac sono stati trasferiti mediante </w:t>
+      </w:r>
+      <w:r>
+        <w:rPr>
+          <w:rFonts w:ascii="Consolas" w:hAnsi="Consolas"/>
+          <w:sz w:val="18"/>
+        </w:rPr>
+        <w:t>E3_MAC_M4_RESULTS.zip</w:t>
+      </w:r>
+      <w:r>
+        <w:t xml:space="preserve">, contenente </w:t>
+      </w:r>
+      <w:r>
+        <w:rPr>
+          <w:rFonts w:ascii="Consolas" w:hAnsi="Consolas"/>
+          <w:sz w:val="18"/>
+        </w:rPr>
+        <w:t>e3_controls_per_fit.csv</w:t>
+      </w:r>
+      <w:r>
+        <w:t xml:space="preserve">, </w:t>
+      </w:r>
+      <w:r>
+        <w:rPr>
+          <w:rFonts w:ascii="Consolas" w:hAnsi="Consolas"/>
+          <w:sz w:val="18"/>
+        </w:rPr>
+        <w:t>e3_controls_summary.csv</w:t>
+      </w:r>
+      <w:r>
+        <w:t xml:space="preserve">, </w:t>
+      </w:r>
+      <w:r>
+        <w:rPr>
+          <w:rFonts w:ascii="Consolas" w:hAnsi="Consolas"/>
+          <w:sz w:val="18"/>
+        </w:rPr>
+        <w:t>e3_source_manifest.json</w:t>
+      </w:r>
+      <w:r>
+        <w:t xml:space="preserve"> ed </w:t>
+      </w:r>
+      <w:r>
+        <w:rPr>
+          <w:rFonts w:ascii="Consolas" w:hAnsi="Consolas"/>
+          <w:sz w:val="18"/>
+        </w:rPr>
+        <w:t>E3_CONTROLS_REPORT.md</w:t>
+      </w:r>
+      <w:r>
+        <w:t xml:space="preserve">. Il confronto è stato eseguito da Riccardo su Ubuntu con </w:t>
+      </w:r>
+      <w:r>
+        <w:rPr>
+          <w:rFonts w:ascii="Consolas" w:hAnsi="Consolas"/>
+          <w:sz w:val="18"/>
+        </w:rPr>
+        <w:t>scripts/e3_compare_controls.py</w:t>
+      </w:r>
+      <w:r>
+        <w:t xml:space="preserve">, che verifica </w:t>
+      </w:r>
+      <w:r>
+        <w:rPr>
+          <w:b/>
+        </w:rPr>
+        <w:t>60 righe per piattaforma appaiate per repeat, metodo e condizione</w:t>
+      </w:r>
+      <w:r>
+        <w:t xml:space="preserve">, coerenza degli SHA dello script E3, del runner E2 e dello split, bilanciamento, identità dei benigni e finitezza delle metriche. L'output osservato è: </w:t>
+      </w:r>
+      <w:r>
+        <w:rPr>
+          <w:b/>
+        </w:rPr>
+        <w:t>`E3 CROSS-PLATFORM QA OK: 60 paired fit/method/condition records per platform`</w:t>
+      </w:r>
+      <w:r>
+        <w:t xml:space="preserve">. Il rapporto sorgente è </w:t>
+      </w:r>
+      <w:r>
+        <w:rPr>
+          <w:rFonts w:ascii="Consolas" w:hAnsi="Consolas"/>
+          <w:sz w:val="18"/>
+        </w:rPr>
+        <w:t>~/mlsec-local/runs/e3_cross_platform_v1/E3_CROSS_PLATFORM_REPORT.md</w:t>
+      </w:r>
+      <w:r>
+        <w:t>.</w:t>
+      </w:r>
+    </w:p>
+    <w:p/>
+    <w:p>
+      <w:r>
+        <w:t xml:space="preserve">È una replica computazionale su due hardware, </w:t>
+      </w:r>
+      <w:r>
+        <w:rPr>
+          <w:b/>
+        </w:rPr>
+        <w:t>non</w:t>
+      </w:r>
+      <w:r>
+        <w:t xml:space="preserve"> una replicazione su nuove architetture CNN, un nuovo zoo o un set di checkpoint indipendente. E3 non genera un nuovo numero di osservazioni scientificamente indipendenti rispetto a E2.</w:t>
+      </w:r>
+    </w:p>
+    <w:p/>
+    <w:p>
+      <w:pPr>
+        <w:pStyle w:val="Heading2"/>
+        <w:keepNext/>
+      </w:pPr>
+      <w:r>
+        <w:t>27. Risultati E3: classificazione per condizione e per piattaforma</w:t>
+      </w:r>
+    </w:p>
+    <w:p/>
+    <w:p>
+      <w:pPr>
+        <w:pStyle w:val="Heading3"/>
+        <w:keepNext/>
+      </w:pPr>
+      <w:r>
+        <w:t>27.1 Risultati centroid: confronto principale</w:t>
+      </w:r>
+    </w:p>
+    <w:p/>
+    <w:p>
+      <w:pPr>
+        <w:pStyle w:val="Caption"/>
+      </w:pPr>
+      <w:r>
+        <w:t>Tabella E3 — Ubuntu</w:t>
+      </w:r>
+    </w:p>
+    <w:tbl>
+      <w:tblPr>
+        <w:tblStyle w:val="LightShading-Accent1"/>
+        <w:tblW w:type="auto" w:w="0"/>
+        <w:jc w:val="center"/>
+        <w:tblLook w:firstColumn="1" w:firstRow="1" w:lastColumn="0" w:lastRow="0" w:noHBand="0" w:noVBand="1" w:val="04A0"/>
+      </w:tblPr>
+      <w:tblGrid>
+        <w:gridCol w:w="2416"/>
+        <w:gridCol w:w="2416"/>
+        <w:gridCol w:w="2416"/>
+        <w:gridCol w:w="2416"/>
+      </w:tblGrid>
+      <w:tr>
+        <w:tc>
+          <w:tcPr>
+            <w:tcW w:type="dxa" w:w="2416"/>
+          </w:tcPr>
+          <w:p>
+            <w:pPr>
+              <w:spacing w:after="0"/>
+            </w:pPr>
+            <w:r>
+              <w:rPr>
+                <w:b/>
+                <w:sz w:val="16"/>
+              </w:rPr>
+              <w:t>Indicatore</w:t>
+            </w:r>
+          </w:p>
+        </w:tc>
+        <w:tc>
+          <w:tcPr>
+            <w:tcW w:type="dxa" w:w="2416"/>
+          </w:tcPr>
+          <w:p>
+            <w:pPr>
+              <w:spacing w:after="0"/>
+            </w:pPr>
+            <w:r>
+              <w:rPr>
+                <w:b/>
+                <w:sz w:val="16"/>
+              </w:rPr>
+              <w:t>ID X-LSB</w:t>
+            </w:r>
+          </w:p>
+        </w:tc>
+        <w:tc>
+          <w:tcPr>
+            <w:tcW w:type="dxa" w:w="2416"/>
+          </w:tcPr>
+          <w:p>
+            <w:pPr>
+              <w:spacing w:after="0"/>
+            </w:pPr>
+            <w:r>
+              <w:rPr>
+                <w:b/>
+                <w:sz w:val="16"/>
+              </w:rPr>
+              <w:t>OOD α=0,24</w:t>
+            </w:r>
+          </w:p>
+        </w:tc>
+        <w:tc>
+          <w:tcPr>
+            <w:tcW w:type="dxa" w:w="2416"/>
+          </w:tcPr>
+          <w:p>
+            <w:pPr>
+              <w:spacing w:after="0"/>
+            </w:pPr>
+            <w:r>
+              <w:rPr>
+                <w:b/>
+                <w:sz w:val="16"/>
+              </w:rPr>
+              <w:t>OOD α=0,16</w:t>
+            </w:r>
+          </w:p>
+        </w:tc>
+      </w:tr>
+      <w:tr>
+        <w:tc>
+          <w:tcPr>
+            <w:tcW w:type="dxa" w:w="2416"/>
+          </w:tcPr>
+          <w:p>
+            <w:pPr>
+              <w:spacing w:after="0"/>
+            </w:pPr>
+            <w:r>
+              <w:rPr>
+                <w:sz w:val="16"/>
+              </w:rPr>
+              <w:t>AUROC</w:t>
+            </w:r>
+          </w:p>
+        </w:tc>
+        <w:tc>
+          <w:tcPr>
+            <w:tcW w:type="dxa" w:w="2416"/>
+          </w:tcPr>
+          <w:p>
+            <w:pPr>
+              <w:spacing w:after="0"/>
+            </w:pPr>
+            <w:r>
+              <w:rPr>
+                <w:sz w:val="16"/>
+              </w:rPr>
+              <w:t>0,9043</w:t>
+            </w:r>
+          </w:p>
+        </w:tc>
+        <w:tc>
+          <w:tcPr>
+            <w:tcW w:type="dxa" w:w="2416"/>
+          </w:tcPr>
+          <w:p>
+            <w:pPr>
+              <w:spacing w:after="0"/>
+            </w:pPr>
+            <w:r>
+              <w:rPr>
+                <w:sz w:val="16"/>
+              </w:rPr>
+              <w:t>0,4776</w:t>
+            </w:r>
+          </w:p>
+        </w:tc>
+        <w:tc>
+          <w:tcPr>
+            <w:tcW w:type="dxa" w:w="2416"/>
+          </w:tcPr>
+          <w:p>
+            <w:pPr>
+              <w:spacing w:after="0"/>
+            </w:pPr>
+            <w:r>
+              <w:rPr>
+                <w:sz w:val="16"/>
+              </w:rPr>
+              <w:t>0,4947</w:t>
+            </w:r>
+          </w:p>
+        </w:tc>
+      </w:tr>
+      <w:tr>
+        <w:tc>
+          <w:tcPr>
+            <w:tcW w:type="dxa" w:w="2416"/>
+          </w:tcPr>
+          <w:p>
+            <w:pPr>
+              <w:spacing w:after="0"/>
+            </w:pPr>
+            <w:r>
+              <w:rPr>
+                <w:sz w:val="16"/>
+              </w:rPr>
+              <w:t>TPR, soglia Youden da validation LSB</w:t>
+            </w:r>
+          </w:p>
+        </w:tc>
+        <w:tc>
+          <w:tcPr>
+            <w:tcW w:type="dxa" w:w="2416"/>
+          </w:tcPr>
+          <w:p>
+            <w:pPr>
+              <w:spacing w:after="0"/>
+            </w:pPr>
+            <w:r>
+              <w:rPr>
+                <w:sz w:val="16"/>
+              </w:rPr>
+              <w:t>**0,8135**</w:t>
+            </w:r>
+          </w:p>
+        </w:tc>
+        <w:tc>
+          <w:tcPr>
+            <w:tcW w:type="dxa" w:w="2416"/>
+          </w:tcPr>
+          <w:p>
+            <w:pPr>
+              <w:spacing w:after="0"/>
+            </w:pPr>
+            <w:r>
+              <w:rPr>
+                <w:sz w:val="16"/>
+              </w:rPr>
+              <w:t>**0,1815**</w:t>
+            </w:r>
+          </w:p>
+        </w:tc>
+        <w:tc>
+          <w:tcPr>
+            <w:tcW w:type="dxa" w:w="2416"/>
+          </w:tcPr>
+          <w:p>
+            <w:pPr>
+              <w:spacing w:after="0"/>
+            </w:pPr>
+            <w:r>
+              <w:rPr>
+                <w:sz w:val="16"/>
+              </w:rPr>
+              <w:t>0,1740</w:t>
+            </w:r>
+          </w:p>
+        </w:tc>
+      </w:tr>
+      <w:tr>
+        <w:tc>
+          <w:tcPr>
+            <w:tcW w:type="dxa" w:w="2416"/>
+          </w:tcPr>
+          <w:p>
+            <w:pPr>
+              <w:spacing w:after="0"/>
+            </w:pPr>
+            <w:r>
+              <w:rPr>
+                <w:sz w:val="16"/>
+              </w:rPr>
+              <w:t>FNR (= 1−TPR)</w:t>
+            </w:r>
+          </w:p>
+        </w:tc>
+        <w:tc>
+          <w:tcPr>
+            <w:tcW w:type="dxa" w:w="2416"/>
+          </w:tcPr>
+          <w:p>
+            <w:pPr>
+              <w:spacing w:after="0"/>
+            </w:pPr>
+            <w:r>
+              <w:rPr>
+                <w:sz w:val="16"/>
+              </w:rPr>
+              <w:t>0,1865</w:t>
+            </w:r>
+          </w:p>
+        </w:tc>
+        <w:tc>
+          <w:tcPr>
+            <w:tcW w:type="dxa" w:w="2416"/>
+          </w:tcPr>
+          <w:p>
+            <w:pPr>
+              <w:spacing w:after="0"/>
+            </w:pPr>
+            <w:r>
+              <w:rPr>
+                <w:sz w:val="16"/>
+              </w:rPr>
+              <w:t>**0,8185**</w:t>
+            </w:r>
+          </w:p>
+        </w:tc>
+        <w:tc>
+          <w:tcPr>
+            <w:tcW w:type="dxa" w:w="2416"/>
+          </w:tcPr>
+          <w:p>
+            <w:pPr>
+              <w:spacing w:after="0"/>
+            </w:pPr>
+            <w:r>
+              <w:rPr>
+                <w:sz w:val="16"/>
+              </w:rPr>
+              <w:t>0,8260</w:t>
+            </w:r>
+          </w:p>
+        </w:tc>
+      </w:tr>
+      <w:tr>
+        <w:tc>
+          <w:tcPr>
+            <w:tcW w:type="dxa" w:w="2416"/>
+          </w:tcPr>
+          <w:p>
+            <w:pPr>
+              <w:spacing w:after="0"/>
+            </w:pPr>
+            <w:r>
+              <w:rPr>
+                <w:sz w:val="16"/>
+              </w:rPr>
+              <w:t>FPR, stessa soglia</w:t>
+            </w:r>
+          </w:p>
+        </w:tc>
+        <w:tc>
+          <w:tcPr>
+            <w:tcW w:type="dxa" w:w="2416"/>
+          </w:tcPr>
+          <w:p>
+            <w:pPr>
+              <w:spacing w:after="0"/>
+            </w:pPr>
+            <w:r>
+              <w:rPr>
+                <w:sz w:val="16"/>
+              </w:rPr>
+              <w:t>**0,1820**</w:t>
+            </w:r>
+          </w:p>
+        </w:tc>
+        <w:tc>
+          <w:tcPr>
+            <w:tcW w:type="dxa" w:w="2416"/>
+          </w:tcPr>
+          <w:p>
+            <w:pPr>
+              <w:spacing w:after="0"/>
+            </w:pPr>
+            <w:r>
+              <w:rPr>
+                <w:sz w:val="16"/>
+              </w:rPr>
+              <w:t>**0,1820**</w:t>
+            </w:r>
+          </w:p>
+        </w:tc>
+        <w:tc>
+          <w:tcPr>
+            <w:tcW w:type="dxa" w:w="2416"/>
+          </w:tcPr>
+          <w:p>
+            <w:pPr>
+              <w:spacing w:after="0"/>
+            </w:pPr>
+            <w:r>
+              <w:rPr>
+                <w:sz w:val="16"/>
+              </w:rPr>
+              <w:t>**0,1820**</w:t>
+            </w:r>
+          </w:p>
+        </w:tc>
+      </w:tr>
+      <w:tr>
+        <w:tc>
+          <w:tcPr>
+            <w:tcW w:type="dxa" w:w="2416"/>
+          </w:tcPr>
+          <w:p>
+            <w:pPr>
+              <w:spacing w:after="0"/>
+            </w:pPr>
+            <w:r>
+              <w:rPr>
+                <w:sz w:val="16"/>
+              </w:rPr>
+              <w:t>Concordanza entro coppia</w:t>
+            </w:r>
+          </w:p>
+        </w:tc>
+        <w:tc>
+          <w:tcPr>
+            <w:tcW w:type="dxa" w:w="2416"/>
+          </w:tcPr>
+          <w:p>
+            <w:pPr>
+              <w:spacing w:after="0"/>
+            </w:pPr>
+            <w:r>
+              <w:rPr>
+                <w:sz w:val="16"/>
+              </w:rPr>
+              <w:t>0,9265</w:t>
+            </w:r>
+          </w:p>
+        </w:tc>
+        <w:tc>
+          <w:tcPr>
+            <w:tcW w:type="dxa" w:w="2416"/>
+          </w:tcPr>
+          <w:p>
+            <w:pPr>
+              <w:spacing w:after="0"/>
+            </w:pPr>
+            <w:r>
+              <w:rPr>
+                <w:sz w:val="16"/>
+              </w:rPr>
+              <w:t>0,4765</w:t>
+            </w:r>
+          </w:p>
+        </w:tc>
+        <w:tc>
+          <w:tcPr>
+            <w:tcW w:type="dxa" w:w="2416"/>
+          </w:tcPr>
+          <w:p>
+            <w:pPr>
+              <w:spacing w:after="0"/>
+            </w:pPr>
+            <w:r>
+              <w:rPr>
+                <w:sz w:val="16"/>
+              </w:rPr>
+              <w:t>0,5030</w:t>
+            </w:r>
+          </w:p>
+        </w:tc>
+      </w:tr>
+    </w:tbl>
+    <w:p>
+      <w:pPr>
+        <w:pStyle w:val="Caption"/>
+      </w:pPr>
+      <w:r>
+        <w:t>Tabella E3 — Mac M4</w:t>
+      </w:r>
+    </w:p>
+    <w:tbl>
+      <w:tblPr>
+        <w:tblStyle w:val="LightShading-Accent1"/>
+        <w:tblW w:type="auto" w:w="0"/>
+        <w:jc w:val="center"/>
+        <w:tblLook w:firstColumn="1" w:firstRow="1" w:lastColumn="0" w:lastRow="0" w:noHBand="0" w:noVBand="1" w:val="04A0"/>
+      </w:tblPr>
+      <w:tblGrid>
+        <w:gridCol w:w="2416"/>
+        <w:gridCol w:w="2416"/>
+        <w:gridCol w:w="2416"/>
+        <w:gridCol w:w="2416"/>
+      </w:tblGrid>
+      <w:tr>
+        <w:tc>
+          <w:tcPr>
+            <w:tcW w:type="dxa" w:w="2416"/>
+          </w:tcPr>
+          <w:p>
+            <w:pPr>
+              <w:spacing w:after="0"/>
+            </w:pPr>
+            <w:r>
+              <w:rPr>
+                <w:b/>
+                <w:sz w:val="16"/>
+              </w:rPr>
+              <w:t>Indicatore</w:t>
+            </w:r>
+          </w:p>
+        </w:tc>
+        <w:tc>
+          <w:tcPr>
+            <w:tcW w:type="dxa" w:w="2416"/>
+          </w:tcPr>
+          <w:p>
+            <w:pPr>
+              <w:spacing w:after="0"/>
+            </w:pPr>
+            <w:r>
+              <w:rPr>
+                <w:b/>
+                <w:sz w:val="16"/>
+              </w:rPr>
+              <w:t>ID X-LSB</w:t>
+            </w:r>
+          </w:p>
+        </w:tc>
+        <w:tc>
+          <w:tcPr>
+            <w:tcW w:type="dxa" w:w="2416"/>
+          </w:tcPr>
+          <w:p>
+            <w:pPr>
+              <w:spacing w:after="0"/>
+            </w:pPr>
+            <w:r>
+              <w:rPr>
+                <w:b/>
+                <w:sz w:val="16"/>
+              </w:rPr>
+              <w:t>OOD α=0,24</w:t>
+            </w:r>
+          </w:p>
+        </w:tc>
+        <w:tc>
+          <w:tcPr>
+            <w:tcW w:type="dxa" w:w="2416"/>
+          </w:tcPr>
+          <w:p>
+            <w:pPr>
+              <w:spacing w:after="0"/>
+            </w:pPr>
+            <w:r>
+              <w:rPr>
+                <w:b/>
+                <w:sz w:val="16"/>
+              </w:rPr>
+              <w:t>OOD α=0,16</w:t>
+            </w:r>
+          </w:p>
+        </w:tc>
+      </w:tr>
+      <w:tr>
+        <w:tc>
+          <w:tcPr>
+            <w:tcW w:type="dxa" w:w="2416"/>
+          </w:tcPr>
+          <w:p>
+            <w:pPr>
+              <w:spacing w:after="0"/>
+            </w:pPr>
+            <w:r>
+              <w:rPr>
+                <w:sz w:val="16"/>
+              </w:rPr>
+              <w:t>AUROC</w:t>
+            </w:r>
+          </w:p>
+        </w:tc>
+        <w:tc>
+          <w:tcPr>
+            <w:tcW w:type="dxa" w:w="2416"/>
+          </w:tcPr>
+          <w:p>
+            <w:pPr>
+              <w:spacing w:after="0"/>
+            </w:pPr>
+            <w:r>
+              <w:rPr>
+                <w:sz w:val="16"/>
+              </w:rPr>
+              <w:t>0,9043</w:t>
+            </w:r>
+          </w:p>
+        </w:tc>
+        <w:tc>
+          <w:tcPr>
+            <w:tcW w:type="dxa" w:w="2416"/>
+          </w:tcPr>
+          <w:p>
+            <w:pPr>
+              <w:spacing w:after="0"/>
+            </w:pPr>
+            <w:r>
+              <w:rPr>
+                <w:sz w:val="16"/>
+              </w:rPr>
+              <w:t>0,4745</w:t>
+            </w:r>
+          </w:p>
+        </w:tc>
+        <w:tc>
+          <w:tcPr>
+            <w:tcW w:type="dxa" w:w="2416"/>
+          </w:tcPr>
+          <w:p>
+            <w:pPr>
+              <w:spacing w:after="0"/>
+            </w:pPr>
+            <w:r>
+              <w:rPr>
+                <w:sz w:val="16"/>
+              </w:rPr>
+              <w:t>0,4910</w:t>
+            </w:r>
+          </w:p>
+        </w:tc>
+      </w:tr>
+      <w:tr>
+        <w:tc>
+          <w:tcPr>
+            <w:tcW w:type="dxa" w:w="2416"/>
+          </w:tcPr>
+          <w:p>
+            <w:pPr>
+              <w:spacing w:after="0"/>
+            </w:pPr>
+            <w:r>
+              <w:rPr>
+                <w:sz w:val="16"/>
+              </w:rPr>
+              <w:t>TPR, soglia Youden da validation LSB</w:t>
+            </w:r>
+          </w:p>
+        </w:tc>
+        <w:tc>
+          <w:tcPr>
+            <w:tcW w:type="dxa" w:w="2416"/>
+          </w:tcPr>
+          <w:p>
+            <w:pPr>
+              <w:spacing w:after="0"/>
+            </w:pPr>
+            <w:r>
+              <w:rPr>
+                <w:sz w:val="16"/>
+              </w:rPr>
+              <w:t>**0,8190**</w:t>
+            </w:r>
+          </w:p>
+        </w:tc>
+        <w:tc>
+          <w:tcPr>
+            <w:tcW w:type="dxa" w:w="2416"/>
+          </w:tcPr>
+          <w:p>
+            <w:pPr>
+              <w:spacing w:after="0"/>
+            </w:pPr>
+            <w:r>
+              <w:rPr>
+                <w:sz w:val="16"/>
+              </w:rPr>
+              <w:t>**0,1785**</w:t>
+            </w:r>
+          </w:p>
+        </w:tc>
+        <w:tc>
+          <w:tcPr>
+            <w:tcW w:type="dxa" w:w="2416"/>
+          </w:tcPr>
+          <w:p>
+            <w:pPr>
+              <w:spacing w:after="0"/>
+            </w:pPr>
+            <w:r>
+              <w:rPr>
+                <w:sz w:val="16"/>
+              </w:rPr>
+              <w:t>0,1695</w:t>
+            </w:r>
+          </w:p>
+        </w:tc>
+      </w:tr>
+      <w:tr>
+        <w:tc>
+          <w:tcPr>
+            <w:tcW w:type="dxa" w:w="2416"/>
+          </w:tcPr>
+          <w:p>
+            <w:pPr>
+              <w:spacing w:after="0"/>
+            </w:pPr>
+            <w:r>
+              <w:rPr>
+                <w:sz w:val="16"/>
+              </w:rPr>
+              <w:t>FNR (= 1−TPR)</w:t>
+            </w:r>
+          </w:p>
+        </w:tc>
+        <w:tc>
+          <w:tcPr>
+            <w:tcW w:type="dxa" w:w="2416"/>
+          </w:tcPr>
+          <w:p>
+            <w:pPr>
+              <w:spacing w:after="0"/>
+            </w:pPr>
+            <w:r>
+              <w:rPr>
+                <w:sz w:val="16"/>
+              </w:rPr>
+              <w:t>0,1810</w:t>
+            </w:r>
+          </w:p>
+        </w:tc>
+        <w:tc>
+          <w:tcPr>
+            <w:tcW w:type="dxa" w:w="2416"/>
+          </w:tcPr>
+          <w:p>
+            <w:pPr>
+              <w:spacing w:after="0"/>
+            </w:pPr>
+            <w:r>
+              <w:rPr>
+                <w:sz w:val="16"/>
+              </w:rPr>
+              <w:t>**0,8215**</w:t>
+            </w:r>
+          </w:p>
+        </w:tc>
+        <w:tc>
+          <w:tcPr>
+            <w:tcW w:type="dxa" w:w="2416"/>
+          </w:tcPr>
+          <w:p>
+            <w:pPr>
+              <w:spacing w:after="0"/>
+            </w:pPr>
+            <w:r>
+              <w:rPr>
+                <w:sz w:val="16"/>
+              </w:rPr>
+              <w:t>0,8305</w:t>
+            </w:r>
+          </w:p>
+        </w:tc>
+      </w:tr>
+      <w:tr>
+        <w:tc>
+          <w:tcPr>
+            <w:tcW w:type="dxa" w:w="2416"/>
+          </w:tcPr>
+          <w:p>
+            <w:pPr>
+              <w:spacing w:after="0"/>
+            </w:pPr>
+            <w:r>
+              <w:rPr>
+                <w:sz w:val="16"/>
+              </w:rPr>
+              <w:t>FPR, stessa soglia</w:t>
+            </w:r>
+          </w:p>
+        </w:tc>
+        <w:tc>
+          <w:tcPr>
+            <w:tcW w:type="dxa" w:w="2416"/>
+          </w:tcPr>
+          <w:p>
+            <w:pPr>
+              <w:spacing w:after="0"/>
+            </w:pPr>
+            <w:r>
+              <w:rPr>
+                <w:sz w:val="16"/>
+              </w:rPr>
+              <w:t>**0,1750**</w:t>
+            </w:r>
+          </w:p>
+        </w:tc>
+        <w:tc>
+          <w:tcPr>
+            <w:tcW w:type="dxa" w:w="2416"/>
+          </w:tcPr>
+          <w:p>
+            <w:pPr>
+              <w:spacing w:after="0"/>
+            </w:pPr>
+            <w:r>
+              <w:rPr>
+                <w:sz w:val="16"/>
+              </w:rPr>
+              <w:t>**0,1750**</w:t>
+            </w:r>
+          </w:p>
+        </w:tc>
+        <w:tc>
+          <w:tcPr>
+            <w:tcW w:type="dxa" w:w="2416"/>
+          </w:tcPr>
+          <w:p>
+            <w:pPr>
+              <w:spacing w:after="0"/>
+            </w:pPr>
+            <w:r>
+              <w:rPr>
+                <w:sz w:val="16"/>
+              </w:rPr>
+              <w:t>**0,1750**</w:t>
+            </w:r>
+          </w:p>
+        </w:tc>
+      </w:tr>
+      <w:tr>
+        <w:tc>
+          <w:tcPr>
+            <w:tcW w:type="dxa" w:w="2416"/>
+          </w:tcPr>
+          <w:p>
+            <w:pPr>
+              <w:spacing w:after="0"/>
+            </w:pPr>
+            <w:r>
+              <w:rPr>
+                <w:sz w:val="16"/>
+              </w:rPr>
+              <w:t>Concordanza entro coppia</w:t>
+            </w:r>
+          </w:p>
+        </w:tc>
+        <w:tc>
+          <w:tcPr>
+            <w:tcW w:type="dxa" w:w="2416"/>
+          </w:tcPr>
+          <w:p>
+            <w:pPr>
+              <w:spacing w:after="0"/>
+            </w:pPr>
+            <w:r>
+              <w:rPr>
+                <w:sz w:val="16"/>
+              </w:rPr>
+              <w:t>0,9280</w:t>
+            </w:r>
+          </w:p>
+        </w:tc>
+        <w:tc>
+          <w:tcPr>
+            <w:tcW w:type="dxa" w:w="2416"/>
+          </w:tcPr>
+          <w:p>
+            <w:pPr>
+              <w:spacing w:after="0"/>
+            </w:pPr>
+            <w:r>
+              <w:rPr>
+                <w:sz w:val="16"/>
+              </w:rPr>
+              <w:t>0,4800</w:t>
+            </w:r>
+          </w:p>
+        </w:tc>
+        <w:tc>
+          <w:tcPr>
+            <w:tcW w:type="dxa" w:w="2416"/>
+          </w:tcPr>
+          <w:p>
+            <w:pPr>
+              <w:spacing w:after="0"/>
+            </w:pPr>
+            <w:r>
+              <w:rPr>
+                <w:sz w:val="16"/>
+              </w:rPr>
+              <w:t>0,4970</w:t>
+            </w:r>
+          </w:p>
+        </w:tc>
+      </w:tr>
+    </w:tbl>
+    <w:p/>
+    <w:p>
+      <w:r>
+        <w:rPr>
+          <w:b/>
+        </w:rPr>
+        <w:t>Lettura del risultato:</w:t>
+      </w:r>
+      <w:r>
+        <w:t xml:space="preserve"> su Ubuntu il TPR centroid diminuisce di </w:t>
+      </w:r>
+      <w:r>
+        <w:rPr>
+          <w:b/>
+        </w:rPr>
+        <w:t>0,6320</w:t>
+      </w:r>
+      <w:r>
+        <w:t xml:space="preserve"> (63,20 punti percentuali) da X-LSB a spread α=0,24, mentre l'FPR resta </w:t>
+      </w:r>
+      <w:r>
+        <w:rPr>
+          <w:b/>
+        </w:rPr>
+        <w:t>0,1820</w:t>
+      </w:r>
+      <w:r>
+        <w:t xml:space="preserve">. Sul Mac il TPR diminuisce di </w:t>
+      </w:r>
+      <w:r>
+        <w:rPr>
+          <w:b/>
+        </w:rPr>
+        <w:t>0,6405</w:t>
+      </w:r>
+      <w:r>
+        <w:t xml:space="preserve"> (64,05 punti), con FPR costante </w:t>
+      </w:r>
+      <w:r>
+        <w:rPr>
+          <w:b/>
+        </w:rPr>
+        <w:t>0,1750</w:t>
+      </w:r>
+      <w:r>
+        <w:t xml:space="preserve">. L'FNR sullo spread principale è quindi </w:t>
+      </w:r>
+      <w:r>
+        <w:rPr>
+          <w:b/>
+        </w:rPr>
+        <w:t>81,85% Ubuntu e 82,15% Mac</w:t>
+      </w:r>
+      <w:r>
+        <w:t xml:space="preserve">. Queste percentuali descrivono l'errore del detector con la soglia </w:t>
+      </w:r>
+      <w:r>
+        <w:rPr>
+          <w:b/>
+        </w:rPr>
+        <w:t>già fissata</w:t>
+      </w:r>
+      <w:r>
+        <w:t>, non una soglia ottimizzata sullo spread.</w:t>
+      </w:r>
+    </w:p>
+    <w:p/>
+    <w:p>
+      <w:r>
+        <w:t xml:space="preserve">La concordanza appaiata centroid passa da oltre </w:t>
+      </w:r>
+      <w:r>
+        <w:rPr>
+          <w:b/>
+        </w:rPr>
+        <w:t>0,92 ID</w:t>
+      </w:r>
+      <w:r>
+        <w:t xml:space="preserve"> a circa </w:t>
+      </w:r>
+      <w:r>
+        <w:rPr>
+          <w:b/>
+        </w:rPr>
+        <w:t>0,48 OOD</w:t>
+      </w:r>
+      <w:r>
+        <w:t>, aggiungendo un controllo basato sul confronto all'interno dello stesso checkpoint: anche evitando di confrontare benigni e modificati di checkpoint differenti, l'ordinamento degli score si perde sull'attacco OOD.</w:t>
+      </w:r>
+    </w:p>
+    <w:p/>
+    <w:p>
+      <w:pPr>
+        <w:pStyle w:val="Heading3"/>
+        <w:keepNext/>
+      </w:pPr>
+      <w:r>
+        <w:t>27.2 Risultati secondari 1-NN</w:t>
+      </w:r>
+    </w:p>
+    <w:p/>
+    <w:p>
+      <w:pPr>
+        <w:pStyle w:val="Caption"/>
+      </w:pPr>
+      <w:r>
+        <w:t>Tabella E3 — Ubuntu</w:t>
+      </w:r>
+    </w:p>
+    <w:tbl>
+      <w:tblPr>
+        <w:tblStyle w:val="LightShading-Accent1"/>
+        <w:tblW w:type="auto" w:w="0"/>
+        <w:jc w:val="center"/>
+        <w:tblLook w:firstColumn="1" w:firstRow="1" w:lastColumn="0" w:lastRow="0" w:noHBand="0" w:noVBand="1" w:val="04A0"/>
+      </w:tblPr>
+      <w:tblGrid>
+        <w:gridCol w:w="2416"/>
+        <w:gridCol w:w="2416"/>
+        <w:gridCol w:w="2416"/>
+        <w:gridCol w:w="2416"/>
+      </w:tblGrid>
+      <w:tr>
+        <w:tc>
+          <w:tcPr>
+            <w:tcW w:type="dxa" w:w="2416"/>
+          </w:tcPr>
+          <w:p>
+            <w:pPr>
+              <w:spacing w:after="0"/>
+            </w:pPr>
+            <w:r>
+              <w:rPr>
+                <w:b/>
+                <w:sz w:val="16"/>
+              </w:rPr>
+              <w:t>Indicatore</w:t>
+            </w:r>
+          </w:p>
+        </w:tc>
+        <w:tc>
+          <w:tcPr>
+            <w:tcW w:type="dxa" w:w="2416"/>
+          </w:tcPr>
+          <w:p>
+            <w:pPr>
+              <w:spacing w:after="0"/>
+            </w:pPr>
+            <w:r>
+              <w:rPr>
+                <w:b/>
+                <w:sz w:val="16"/>
+              </w:rPr>
+              <w:t>ID X-LSB</w:t>
+            </w:r>
+          </w:p>
+        </w:tc>
+        <w:tc>
+          <w:tcPr>
+            <w:tcW w:type="dxa" w:w="2416"/>
+          </w:tcPr>
+          <w:p>
+            <w:pPr>
+              <w:spacing w:after="0"/>
+            </w:pPr>
+            <w:r>
+              <w:rPr>
+                <w:b/>
+                <w:sz w:val="16"/>
+              </w:rPr>
+              <w:t>OOD α=0,24</w:t>
+            </w:r>
+          </w:p>
+        </w:tc>
+        <w:tc>
+          <w:tcPr>
+            <w:tcW w:type="dxa" w:w="2416"/>
+          </w:tcPr>
+          <w:p>
+            <w:pPr>
+              <w:spacing w:after="0"/>
+            </w:pPr>
+            <w:r>
+              <w:rPr>
+                <w:b/>
+                <w:sz w:val="16"/>
+              </w:rPr>
+              <w:t>OOD α=0,16</w:t>
+            </w:r>
+          </w:p>
+        </w:tc>
+      </w:tr>
+      <w:tr>
+        <w:tc>
+          <w:tcPr>
+            <w:tcW w:type="dxa" w:w="2416"/>
+          </w:tcPr>
+          <w:p>
+            <w:pPr>
+              <w:spacing w:after="0"/>
+            </w:pPr>
+            <w:r>
+              <w:rPr>
+                <w:sz w:val="16"/>
+              </w:rPr>
+              <w:t>AUROC</w:t>
+            </w:r>
+          </w:p>
+        </w:tc>
+        <w:tc>
+          <w:tcPr>
+            <w:tcW w:type="dxa" w:w="2416"/>
+          </w:tcPr>
+          <w:p>
+            <w:pPr>
+              <w:spacing w:after="0"/>
+            </w:pPr>
+            <w:r>
+              <w:rPr>
+                <w:sz w:val="16"/>
+              </w:rPr>
+              <w:t>0,8202</w:t>
+            </w:r>
+          </w:p>
+        </w:tc>
+        <w:tc>
+          <w:tcPr>
+            <w:tcW w:type="dxa" w:w="2416"/>
+          </w:tcPr>
+          <w:p>
+            <w:pPr>
+              <w:spacing w:after="0"/>
+            </w:pPr>
+            <w:r>
+              <w:rPr>
+                <w:sz w:val="16"/>
+              </w:rPr>
+              <w:t>0,4805</w:t>
+            </w:r>
+          </w:p>
+        </w:tc>
+        <w:tc>
+          <w:tcPr>
+            <w:tcW w:type="dxa" w:w="2416"/>
+          </w:tcPr>
+          <w:p>
+            <w:pPr>
+              <w:spacing w:after="0"/>
+            </w:pPr>
+            <w:r>
+              <w:rPr>
+                <w:sz w:val="16"/>
+              </w:rPr>
+              <w:t>0,4920</w:t>
+            </w:r>
+          </w:p>
+        </w:tc>
+      </w:tr>
+      <w:tr>
+        <w:tc>
+          <w:tcPr>
+            <w:tcW w:type="dxa" w:w="2416"/>
+          </w:tcPr>
+          <w:p>
+            <w:pPr>
+              <w:spacing w:after="0"/>
+            </w:pPr>
+            <w:r>
+              <w:rPr>
+                <w:sz w:val="16"/>
+              </w:rPr>
+              <w:t>TPR</w:t>
+            </w:r>
+          </w:p>
+        </w:tc>
+        <w:tc>
+          <w:tcPr>
+            <w:tcW w:type="dxa" w:w="2416"/>
+          </w:tcPr>
+          <w:p>
+            <w:pPr>
+              <w:spacing w:after="0"/>
+            </w:pPr>
+            <w:r>
+              <w:rPr>
+                <w:sz w:val="16"/>
+              </w:rPr>
+              <w:t>0,7275</w:t>
+            </w:r>
+          </w:p>
+        </w:tc>
+        <w:tc>
+          <w:tcPr>
+            <w:tcW w:type="dxa" w:w="2416"/>
+          </w:tcPr>
+          <w:p>
+            <w:pPr>
+              <w:spacing w:after="0"/>
+            </w:pPr>
+            <w:r>
+              <w:rPr>
+                <w:sz w:val="16"/>
+              </w:rPr>
+              <w:t>0,2330</w:t>
+            </w:r>
+          </w:p>
+        </w:tc>
+        <w:tc>
+          <w:tcPr>
+            <w:tcW w:type="dxa" w:w="2416"/>
+          </w:tcPr>
+          <w:p>
+            <w:pPr>
+              <w:spacing w:after="0"/>
+            </w:pPr>
+            <w:r>
+              <w:rPr>
+                <w:sz w:val="16"/>
+              </w:rPr>
+              <w:t>0,2325</w:t>
+            </w:r>
+          </w:p>
+        </w:tc>
+      </w:tr>
+      <w:tr>
+        <w:tc>
+          <w:tcPr>
+            <w:tcW w:type="dxa" w:w="2416"/>
+          </w:tcPr>
+          <w:p>
+            <w:pPr>
+              <w:spacing w:after="0"/>
+            </w:pPr>
+            <w:r>
+              <w:rPr>
+                <w:sz w:val="16"/>
+              </w:rPr>
+              <w:t>FNR</w:t>
+            </w:r>
+          </w:p>
+        </w:tc>
+        <w:tc>
+          <w:tcPr>
+            <w:tcW w:type="dxa" w:w="2416"/>
+          </w:tcPr>
+          <w:p>
+            <w:pPr>
+              <w:spacing w:after="0"/>
+            </w:pPr>
+            <w:r>
+              <w:rPr>
+                <w:sz w:val="16"/>
+              </w:rPr>
+              <w:t>0,2725</w:t>
+            </w:r>
+          </w:p>
+        </w:tc>
+        <w:tc>
+          <w:tcPr>
+            <w:tcW w:type="dxa" w:w="2416"/>
+          </w:tcPr>
+          <w:p>
+            <w:pPr>
+              <w:spacing w:after="0"/>
+            </w:pPr>
+            <w:r>
+              <w:rPr>
+                <w:sz w:val="16"/>
+              </w:rPr>
+              <w:t>0,7670</w:t>
+            </w:r>
+          </w:p>
+        </w:tc>
+        <w:tc>
+          <w:tcPr>
+            <w:tcW w:type="dxa" w:w="2416"/>
+          </w:tcPr>
+          <w:p>
+            <w:pPr>
+              <w:spacing w:after="0"/>
+            </w:pPr>
+            <w:r>
+              <w:rPr>
+                <w:sz w:val="16"/>
+              </w:rPr>
+              <w:t>0,7675</w:t>
+            </w:r>
+          </w:p>
+        </w:tc>
+      </w:tr>
+      <w:tr>
+        <w:tc>
+          <w:tcPr>
+            <w:tcW w:type="dxa" w:w="2416"/>
+          </w:tcPr>
+          <w:p>
+            <w:pPr>
+              <w:spacing w:after="0"/>
+            </w:pPr>
+            <w:r>
+              <w:rPr>
+                <w:sz w:val="16"/>
+              </w:rPr>
+              <w:t>FPR</w:t>
+            </w:r>
+          </w:p>
+        </w:tc>
+        <w:tc>
+          <w:tcPr>
+            <w:tcW w:type="dxa" w:w="2416"/>
+          </w:tcPr>
+          <w:p>
+            <w:pPr>
+              <w:spacing w:after="0"/>
+            </w:pPr>
+            <w:r>
+              <w:rPr>
+                <w:sz w:val="16"/>
+              </w:rPr>
+              <w:t>0,2385</w:t>
+            </w:r>
+          </w:p>
+        </w:tc>
+        <w:tc>
+          <w:tcPr>
+            <w:tcW w:type="dxa" w:w="2416"/>
+          </w:tcPr>
+          <w:p>
+            <w:pPr>
+              <w:spacing w:after="0"/>
+            </w:pPr>
+            <w:r>
+              <w:rPr>
+                <w:sz w:val="16"/>
+              </w:rPr>
+              <w:t>0,2385</w:t>
+            </w:r>
+          </w:p>
+        </w:tc>
+        <w:tc>
+          <w:tcPr>
+            <w:tcW w:type="dxa" w:w="2416"/>
+          </w:tcPr>
+          <w:p>
+            <w:pPr>
+              <w:spacing w:after="0"/>
+            </w:pPr>
+            <w:r>
+              <w:rPr>
+                <w:sz w:val="16"/>
+              </w:rPr>
+              <w:t>0,2385</w:t>
+            </w:r>
+          </w:p>
+        </w:tc>
+      </w:tr>
+      <w:tr>
+        <w:tc>
+          <w:tcPr>
+            <w:tcW w:type="dxa" w:w="2416"/>
+          </w:tcPr>
+          <w:p>
+            <w:pPr>
+              <w:spacing w:after="0"/>
+            </w:pPr>
+            <w:r>
+              <w:rPr>
+                <w:sz w:val="16"/>
+              </w:rPr>
+              <w:t>Concordanza entro coppia</w:t>
+            </w:r>
+          </w:p>
+        </w:tc>
+        <w:tc>
+          <w:tcPr>
+            <w:tcW w:type="dxa" w:w="2416"/>
+          </w:tcPr>
+          <w:p>
+            <w:pPr>
+              <w:spacing w:after="0"/>
+            </w:pPr>
+            <w:r>
+              <w:rPr>
+                <w:sz w:val="16"/>
+              </w:rPr>
+              <w:t>0,8470</w:t>
+            </w:r>
+          </w:p>
+        </w:tc>
+        <w:tc>
+          <w:tcPr>
+            <w:tcW w:type="dxa" w:w="2416"/>
+          </w:tcPr>
+          <w:p>
+            <w:pPr>
+              <w:spacing w:after="0"/>
+            </w:pPr>
+            <w:r>
+              <w:rPr>
+                <w:sz w:val="16"/>
+              </w:rPr>
+              <w:t>0,4810</w:t>
+            </w:r>
+          </w:p>
+        </w:tc>
+        <w:tc>
+          <w:tcPr>
+            <w:tcW w:type="dxa" w:w="2416"/>
+          </w:tcPr>
+          <w:p>
+            <w:pPr>
+              <w:spacing w:after="0"/>
+            </w:pPr>
+            <w:r>
+              <w:rPr>
+                <w:sz w:val="16"/>
+              </w:rPr>
+              <w:t>0,4895</w:t>
+            </w:r>
+          </w:p>
+        </w:tc>
+      </w:tr>
+    </w:tbl>
+    <w:p>
+      <w:pPr>
+        <w:pStyle w:val="Caption"/>
+      </w:pPr>
+      <w:r>
+        <w:t>Tabella E3 — Mac M4</w:t>
+      </w:r>
+    </w:p>
+    <w:tbl>
+      <w:tblPr>
+        <w:tblStyle w:val="LightShading-Accent1"/>
+        <w:tblW w:type="auto" w:w="0"/>
+        <w:jc w:val="center"/>
+        <w:tblLook w:firstColumn="1" w:firstRow="1" w:lastColumn="0" w:lastRow="0" w:noHBand="0" w:noVBand="1" w:val="04A0"/>
+      </w:tblPr>
+      <w:tblGrid>
+        <w:gridCol w:w="2416"/>
+        <w:gridCol w:w="2416"/>
+        <w:gridCol w:w="2416"/>
+        <w:gridCol w:w="2416"/>
+      </w:tblGrid>
+      <w:tr>
+        <w:tc>
+          <w:tcPr>
+            <w:tcW w:type="dxa" w:w="2416"/>
+          </w:tcPr>
+          <w:p>
+            <w:pPr>
+              <w:spacing w:after="0"/>
+            </w:pPr>
+            <w:r>
+              <w:rPr>
+                <w:b/>
+                <w:sz w:val="16"/>
+              </w:rPr>
+              <w:t>Indicatore</w:t>
+            </w:r>
+          </w:p>
+        </w:tc>
+        <w:tc>
+          <w:tcPr>
+            <w:tcW w:type="dxa" w:w="2416"/>
+          </w:tcPr>
+          <w:p>
+            <w:pPr>
+              <w:spacing w:after="0"/>
+            </w:pPr>
+            <w:r>
+              <w:rPr>
+                <w:b/>
+                <w:sz w:val="16"/>
+              </w:rPr>
+              <w:t>ID X-LSB</w:t>
+            </w:r>
+          </w:p>
+        </w:tc>
+        <w:tc>
+          <w:tcPr>
+            <w:tcW w:type="dxa" w:w="2416"/>
+          </w:tcPr>
+          <w:p>
+            <w:pPr>
+              <w:spacing w:after="0"/>
+            </w:pPr>
+            <w:r>
+              <w:rPr>
+                <w:b/>
+                <w:sz w:val="16"/>
+              </w:rPr>
+              <w:t>OOD α=0,24</w:t>
+            </w:r>
+          </w:p>
+        </w:tc>
+        <w:tc>
+          <w:tcPr>
+            <w:tcW w:type="dxa" w:w="2416"/>
+          </w:tcPr>
+          <w:p>
+            <w:pPr>
+              <w:spacing w:after="0"/>
+            </w:pPr>
+            <w:r>
+              <w:rPr>
+                <w:b/>
+                <w:sz w:val="16"/>
+              </w:rPr>
+              <w:t>OOD α=0,16</w:t>
+            </w:r>
+          </w:p>
+        </w:tc>
+      </w:tr>
+      <w:tr>
+        <w:tc>
+          <w:tcPr>
+            <w:tcW w:type="dxa" w:w="2416"/>
+          </w:tcPr>
+          <w:p>
+            <w:pPr>
+              <w:spacing w:after="0"/>
+            </w:pPr>
+            <w:r>
+              <w:rPr>
+                <w:sz w:val="16"/>
+              </w:rPr>
+              <w:t>AUROC</w:t>
+            </w:r>
+          </w:p>
+        </w:tc>
+        <w:tc>
+          <w:tcPr>
+            <w:tcW w:type="dxa" w:w="2416"/>
+          </w:tcPr>
+          <w:p>
+            <w:pPr>
+              <w:spacing w:after="0"/>
+            </w:pPr>
+            <w:r>
+              <w:rPr>
+                <w:sz w:val="16"/>
+              </w:rPr>
+              <w:t>0,8167</w:t>
+            </w:r>
+          </w:p>
+        </w:tc>
+        <w:tc>
+          <w:tcPr>
+            <w:tcW w:type="dxa" w:w="2416"/>
+          </w:tcPr>
+          <w:p>
+            <w:pPr>
+              <w:spacing w:after="0"/>
+            </w:pPr>
+            <w:r>
+              <w:rPr>
+                <w:sz w:val="16"/>
+              </w:rPr>
+              <w:t>0,4809</w:t>
+            </w:r>
+          </w:p>
+        </w:tc>
+        <w:tc>
+          <w:tcPr>
+            <w:tcW w:type="dxa" w:w="2416"/>
+          </w:tcPr>
+          <w:p>
+            <w:pPr>
+              <w:spacing w:after="0"/>
+            </w:pPr>
+            <w:r>
+              <w:rPr>
+                <w:sz w:val="16"/>
+              </w:rPr>
+              <w:t>0,4891</w:t>
+            </w:r>
+          </w:p>
+        </w:tc>
+      </w:tr>
+      <w:tr>
+        <w:tc>
+          <w:tcPr>
+            <w:tcW w:type="dxa" w:w="2416"/>
+          </w:tcPr>
+          <w:p>
+            <w:pPr>
+              <w:spacing w:after="0"/>
+            </w:pPr>
+            <w:r>
+              <w:rPr>
+                <w:sz w:val="16"/>
+              </w:rPr>
+              <w:t>TPR</w:t>
+            </w:r>
+          </w:p>
+        </w:tc>
+        <w:tc>
+          <w:tcPr>
+            <w:tcW w:type="dxa" w:w="2416"/>
+          </w:tcPr>
+          <w:p>
+            <w:pPr>
+              <w:spacing w:after="0"/>
+            </w:pPr>
+            <w:r>
+              <w:rPr>
+                <w:sz w:val="16"/>
+              </w:rPr>
+              <w:t>0,7190</w:t>
+            </w:r>
+          </w:p>
+        </w:tc>
+        <w:tc>
+          <w:tcPr>
+            <w:tcW w:type="dxa" w:w="2416"/>
+          </w:tcPr>
+          <w:p>
+            <w:pPr>
+              <w:spacing w:after="0"/>
+            </w:pPr>
+            <w:r>
+              <w:rPr>
+                <w:sz w:val="16"/>
+              </w:rPr>
+              <w:t>0,2430</w:t>
+            </w:r>
+          </w:p>
+        </w:tc>
+        <w:tc>
+          <w:tcPr>
+            <w:tcW w:type="dxa" w:w="2416"/>
+          </w:tcPr>
+          <w:p>
+            <w:pPr>
+              <w:spacing w:after="0"/>
+            </w:pPr>
+            <w:r>
+              <w:rPr>
+                <w:sz w:val="16"/>
+              </w:rPr>
+              <w:t>0,2315</w:t>
+            </w:r>
+          </w:p>
+        </w:tc>
+      </w:tr>
+      <w:tr>
+        <w:tc>
+          <w:tcPr>
+            <w:tcW w:type="dxa" w:w="2416"/>
+          </w:tcPr>
+          <w:p>
+            <w:pPr>
+              <w:spacing w:after="0"/>
+            </w:pPr>
+            <w:r>
+              <w:rPr>
+                <w:sz w:val="16"/>
+              </w:rPr>
+              <w:t>FNR</w:t>
+            </w:r>
+          </w:p>
+        </w:tc>
+        <w:tc>
+          <w:tcPr>
+            <w:tcW w:type="dxa" w:w="2416"/>
+          </w:tcPr>
+          <w:p>
+            <w:pPr>
+              <w:spacing w:after="0"/>
+            </w:pPr>
+            <w:r>
+              <w:rPr>
+                <w:sz w:val="16"/>
+              </w:rPr>
+              <w:t>0,2810</w:t>
+            </w:r>
+          </w:p>
+        </w:tc>
+        <w:tc>
+          <w:tcPr>
+            <w:tcW w:type="dxa" w:w="2416"/>
+          </w:tcPr>
+          <w:p>
+            <w:pPr>
+              <w:spacing w:after="0"/>
+            </w:pPr>
+            <w:r>
+              <w:rPr>
+                <w:sz w:val="16"/>
+              </w:rPr>
+              <w:t>0,7570</w:t>
+            </w:r>
+          </w:p>
+        </w:tc>
+        <w:tc>
+          <w:tcPr>
+            <w:tcW w:type="dxa" w:w="2416"/>
+          </w:tcPr>
+          <w:p>
+            <w:pPr>
+              <w:spacing w:after="0"/>
+            </w:pPr>
+            <w:r>
+              <w:rPr>
+                <w:sz w:val="16"/>
+              </w:rPr>
+              <w:t>0,7685</w:t>
+            </w:r>
+          </w:p>
+        </w:tc>
+      </w:tr>
+      <w:tr>
+        <w:tc>
+          <w:tcPr>
+            <w:tcW w:type="dxa" w:w="2416"/>
+          </w:tcPr>
+          <w:p>
+            <w:pPr>
+              <w:spacing w:after="0"/>
+            </w:pPr>
+            <w:r>
+              <w:rPr>
+                <w:sz w:val="16"/>
+              </w:rPr>
+              <w:t>FPR</w:t>
+            </w:r>
+          </w:p>
+        </w:tc>
+        <w:tc>
+          <w:tcPr>
+            <w:tcW w:type="dxa" w:w="2416"/>
+          </w:tcPr>
+          <w:p>
+            <w:pPr>
+              <w:spacing w:after="0"/>
+            </w:pPr>
+            <w:r>
+              <w:rPr>
+                <w:sz w:val="16"/>
+              </w:rPr>
+              <w:t>0,2390</w:t>
+            </w:r>
+          </w:p>
+        </w:tc>
+        <w:tc>
+          <w:tcPr>
+            <w:tcW w:type="dxa" w:w="2416"/>
+          </w:tcPr>
+          <w:p>
+            <w:pPr>
+              <w:spacing w:after="0"/>
+            </w:pPr>
+            <w:r>
+              <w:rPr>
+                <w:sz w:val="16"/>
+              </w:rPr>
+              <w:t>0,2390</w:t>
+            </w:r>
+          </w:p>
+        </w:tc>
+        <w:tc>
+          <w:tcPr>
+            <w:tcW w:type="dxa" w:w="2416"/>
+          </w:tcPr>
+          <w:p>
+            <w:pPr>
+              <w:spacing w:after="0"/>
+            </w:pPr>
+            <w:r>
+              <w:rPr>
+                <w:sz w:val="16"/>
+              </w:rPr>
+              <w:t>0,2390</w:t>
+            </w:r>
+          </w:p>
+        </w:tc>
+      </w:tr>
+      <w:tr>
+        <w:tc>
+          <w:tcPr>
+            <w:tcW w:type="dxa" w:w="2416"/>
+          </w:tcPr>
+          <w:p>
+            <w:pPr>
+              <w:spacing w:after="0"/>
+            </w:pPr>
+            <w:r>
+              <w:rPr>
+                <w:sz w:val="16"/>
+              </w:rPr>
+              <w:t>Concordanza entro coppia</w:t>
+            </w:r>
+          </w:p>
+        </w:tc>
+        <w:tc>
+          <w:tcPr>
+            <w:tcW w:type="dxa" w:w="2416"/>
+          </w:tcPr>
+          <w:p>
+            <w:pPr>
+              <w:spacing w:after="0"/>
+            </w:pPr>
+            <w:r>
+              <w:rPr>
+                <w:sz w:val="16"/>
+              </w:rPr>
+              <w:t>0,8500</w:t>
+            </w:r>
+          </w:p>
+        </w:tc>
+        <w:tc>
+          <w:tcPr>
+            <w:tcW w:type="dxa" w:w="2416"/>
+          </w:tcPr>
+          <w:p>
+            <w:pPr>
+              <w:spacing w:after="0"/>
+            </w:pPr>
+            <w:r>
+              <w:rPr>
+                <w:sz w:val="16"/>
+              </w:rPr>
+              <w:t>0,4830</w:t>
+            </w:r>
+          </w:p>
+        </w:tc>
+        <w:tc>
+          <w:tcPr>
+            <w:tcW w:type="dxa" w:w="2416"/>
+          </w:tcPr>
+          <w:p>
+            <w:pPr>
+              <w:spacing w:after="0"/>
+            </w:pPr>
+            <w:r>
+              <w:rPr>
+                <w:sz w:val="16"/>
+              </w:rPr>
+              <w:t>0,4935</w:t>
+            </w:r>
+          </w:p>
+        </w:tc>
+      </w:tr>
+    </w:tbl>
+    <w:p/>
+    <w:p>
+      <w:r>
+        <w:t xml:space="preserve">Anche il metodo secondario 1-NN mostra la stessa </w:t>
+      </w:r>
+      <w:r>
+        <w:rPr>
           <w:i/>
         </w:rPr>
-        <w:t>Journal of Information Security and Applications</w:t>
-      </w:r>
-      <w:r>
-        <w:rPr>
-          <w:b w:val="0"/>
-          <w:i w:val="0"/>
-        </w:rPr>
-        <w:t xml:space="preserve">, 101, art. 104517 (2026), DOI: </w:t>
-      </w:r>
+        <w:t>direzione</w:t>
+      </w:r>
+      <w:r>
+        <w:t xml:space="preserve"> del fenomeno: FPR identico fra condizioni all'interno della piattaforma, forte aumento dei falsi negativi OOD e concordanza entro coppia prossima a 0,5. Il risultato primario del protocollo resta </w:t>
+      </w:r>
+      <w:r>
+        <w:rPr>
+          <w:b/>
+        </w:rPr>
+        <w:t>AUROC centroid / ΔAUROC di E2</w:t>
+      </w:r>
+      <w:r>
+        <w:t>, e i controlli E3 non cambiano a posteriori questo criterio.</w:t>
+      </w:r>
+    </w:p>
+    <w:p/>
+    <w:p>
+      <w:pPr>
+        <w:jc w:val="center"/>
+      </w:pPr>
+      <w:r>
+        <w:drawing>
+          <wp:inline xmlns:a="http://schemas.openxmlformats.org/drawingml/2006/main" xmlns:pic="http://schemas.openxmlformats.org/drawingml/2006/picture">
+            <wp:extent cx="5440680" cy="2989385"/>
+            <wp:docPr id="11" name="Picture 11"/>
+            <wp:cNvGraphicFramePr>
+              <a:graphicFrameLocks noChangeAspect="1"/>
+            </wp:cNvGraphicFramePr>
+            <a:graphic>
+              <a:graphicData uri="http://schemas.openxmlformats.org/drawingml/2006/picture">
+                <pic:pic>
+                  <pic:nvPicPr>
+                    <pic:cNvPr id="0" name="e3_centroid_tpr_fpr.png"/>
+                    <pic:cNvPicPr/>
+                  </pic:nvPicPr>
+                  <pic:blipFill>
+                    <a:blip r:embed="rId21"/>
+                    <a:stretch>
+                      <a:fillRect/>
+                    </a:stretch>
+                  </pic:blipFill>
+                  <pic:spPr>
+                    <a:xfrm>
+                      <a:off x="0" y="0"/>
+                      <a:ext cx="5440680" cy="2989385"/>
+                    </a:xfrm>
+                    <a:prstGeom prst="rect"/>
+                  </pic:spPr>
+                </pic:pic>
+              </a:graphicData>
+            </a:graphic>
+          </wp:inline>
+        </w:drawing>
+      </w:r>
+    </w:p>
+    <w:p/>
+    <w:p>
+      <w:pPr>
+        <w:pStyle w:val="Caption"/>
+        <w:keepNext w:val="0"/>
+      </w:pPr>
+      <w:r>
+        <w:t>Figura E3-1. Valori medi ricostruiti dai riepiloghi E3 Ubuntu/Mac comunicati nel confronto approvato. Le barre non rappresentano checkpoint indipendenti aggiuntivi.</w:t>
+      </w:r>
+    </w:p>
+    <w:p/>
+    <w:p>
+      <w:pPr>
+        <w:pStyle w:val="Heading2"/>
+        <w:keepNext/>
+      </w:pPr>
+      <w:r>
+        <w:t>28. Interpretazione: cosa si esclude e cosa resta aperto</w:t>
+      </w:r>
+    </w:p>
+    <w:p/>
+    <w:p>
+      <w:r>
+        <w:rPr>
+          <w:b/>
+        </w:rPr>
+        <w:t>Conclusioni supportate:</w:t>
+      </w:r>
+      <w:r>
+        <w:t xml:space="preserve"> (i) l'appaiamento delle identità di checkpoint è verificato, e gli stessi identificatori non permettono una regola di classe maggioritaria migliore del 50% nel disegno 1:1; (ii) i benigni ricevono lo stesso score attraverso le tre condizioni entro il medesimo fit/metodo, quindi a soglia invariata l'FPR non varia; (iii) la perdita di AUROC OOD è coerente con un calo sostanziale di TPR e ordinamento score per i </w:t>
+      </w:r>
+      <w:r>
+        <w:rPr>
+          <w:b/>
+        </w:rPr>
+        <w:t>campioni modificati</w:t>
+      </w:r>
+      <w:r>
+        <w:t>, evidenziato anche dalla concordanza matched; (iv) il risultato si ripete su Ubuntu e Mac M4.</w:t>
+      </w:r>
+    </w:p>
+    <w:p/>
+    <w:p>
+      <w:r>
+        <w:rPr>
+          <w:b/>
+        </w:rPr>
+        <w:t>Conclusioni non supportate:</w:t>
+      </w:r>
+      <w:r>
+        <w:t xml:space="preserve"> E3 </w:t>
+      </w:r>
+      <w:r>
+        <w:rPr>
+          <w:b/>
+        </w:rPr>
+        <w:t>non</w:t>
+      </w:r>
+      <w:r>
+        <w:t xml:space="preserve"> addestra un classificatore generale sui metadati e </w:t>
+      </w:r>
+      <w:r>
+        <w:rPr>
+          <w:b/>
+        </w:rPr>
+        <w:t>non</w:t>
+      </w:r>
+      <w:r>
+        <w:t xml:space="preserve"> esclude tutte le scorciatoie da preprocessing, quantizzazione, rappresentazione o serializzazione. Non ha introdotto controlli non-steganografici </w:t>
+      </w:r>
+      <w:r>
+        <w:rPr>
+          <w:i/>
+        </w:rPr>
+        <w:t>intensity-matched</w:t>
+      </w:r>
+      <w:r>
+        <w:t xml:space="preserve">. Non rende comparabili X-LSB X=23 (perturbazione relativa media osservata in G2 circa </w:t>
+      </w:r>
+      <w:r>
+        <w:rPr>
+          <w:b/>
+        </w:rPr>
+        <w:t>0,313</w:t>
+      </w:r>
+      <w:r>
+        <w:t xml:space="preserve">) e spread α=0,24 / 0,16 (norma relativa circa </w:t>
+      </w:r>
+      <w:r>
+        <w:rPr>
+          <w:b/>
+        </w:rPr>
+        <w:t>0,24 / 0,16</w:t>
+      </w:r>
+      <w:r>
+        <w:t xml:space="preserve">), né equipara la capacità: spread trasporta </w:t>
+      </w:r>
+      <w:r>
+        <w:rPr>
+          <w:b/>
+        </w:rPr>
+        <w:t>16 bit sintetici</w:t>
+      </w:r>
+      <w:r>
+        <w:t xml:space="preserve">, mentre X-LSB altera fino a 23 bit per ciascuno dei 2.864 float32. La differenza osservata può dunque combinare famiglia, intensità, payload rate e interazione con la rappresentazione del detector: </w:t>
+      </w:r>
+      <w:r>
+        <w:rPr>
+          <w:b/>
+        </w:rPr>
+        <w:t>nessuna attribuzione causale unifattoriale</w:t>
+      </w:r>
+      <w:r>
+        <w:t xml:space="preserve"> è lecita.</w:t>
+      </w:r>
+    </w:p>
+    <w:p/>
+    <w:p>
+      <w:r>
+        <w:t xml:space="preserve">I dieci fit condividono le stesse 200 identità test. Le medie sui fit descrivono variabilità dovuta ai seed e agli esempi few-shot, non dieci dataset test indipendenti. I risultati E3 sono stati prodotti </w:t>
+      </w:r>
+      <w:r>
+        <w:rPr>
+          <w:b/>
+        </w:rPr>
+        <w:t>dopo</w:t>
+      </w:r>
+      <w:r>
+        <w:t xml:space="preserve"> che i risultati E2 erano stati letti: sono un audit retrospettivo verificabile, non una valutazione blind addizionale. L'insieme resta lo zoo GHRP/STL10 omogeneo da 2.864 parametri, non una verifica cross-architecture del modello bersaglio. Inoltre il nostro </w:t>
+      </w:r>
+      <w:r>
+        <w:rPr>
+          <w:rFonts w:ascii="Consolas" w:hAnsi="Consolas"/>
+          <w:sz w:val="18"/>
+        </w:rPr>
+        <w:t>SPREAD_v0</w:t>
+      </w:r>
+      <w:r>
+        <w:t xml:space="preserve"> è una procedura didattica inerte ispirata ai principi dello spread-spectrum di MaleficNet, non MaleficNet originale.</w:t>
+      </w:r>
+    </w:p>
+    <w:p/>
+    <w:p>
+      <w:r>
+        <w:t xml:space="preserve">Per uno studio di tesi successivo si possono preregistrare su </w:t>
+      </w:r>
+      <w:r>
+        <w:rPr>
+          <w:b/>
+        </w:rPr>
+        <w:t>nuovi checkpoint</w:t>
+      </w:r>
+      <w:r>
+        <w:t xml:space="preserve"> controlli con perturbazione L2, numero di bit e modello bersaglio matched, cambi di architettura e procedure di preprocessing/serializzazione diverse. Sarebbero esperimenti nuovi, non estensioni retroattive del test E2 già visto. Nel progetto d'esame E3 chiude invece i controlli circoscritti richiesti dalla roadmap senza ampliare indebitamente lo scope.</w:t>
+      </w:r>
+    </w:p>
+    <w:p/>
+    <w:p>
+      <w:pPr>
+        <w:pStyle w:val="Heading2"/>
+        <w:keepNext/>
+      </w:pPr>
+      <w:r>
+        <w:t>29. Riproducibilità, tracciabilità e conclusione del progetto d'esame</w:t>
+      </w:r>
+    </w:p>
+    <w:p/>
+    <w:tbl>
+      <w:tblPr>
+        <w:tblStyle w:val="LightShading-Accent1"/>
+        <w:tblW w:type="auto" w:w="0"/>
+        <w:jc w:val="center"/>
+        <w:tblLook w:firstColumn="1" w:firstRow="1" w:lastColumn="0" w:lastRow="0" w:noHBand="0" w:noVBand="1" w:val="04A0"/>
+      </w:tblPr>
+      <w:tblGrid>
+        <w:gridCol w:w="4831"/>
+        <w:gridCol w:w="4831"/>
+      </w:tblGrid>
+      <w:tr>
+        <w:tc>
+          <w:tcPr>
+            <w:tcW w:type="dxa" w:w="4831"/>
+          </w:tcPr>
+          <w:p>
+            <w:pPr>
+              <w:spacing w:after="0"/>
+            </w:pPr>
+            <w:r>
+              <w:rPr>
+                <w:b/>
+                <w:sz w:val="16"/>
+              </w:rPr>
+              <w:t>Artefatto</w:t>
+            </w:r>
+          </w:p>
+        </w:tc>
+        <w:tc>
+          <w:tcPr>
+            <w:tcW w:type="dxa" w:w="4831"/>
+          </w:tcPr>
+          <w:p>
+            <w:pPr>
+              <w:spacing w:after="0"/>
+            </w:pPr>
+            <w:r>
+              <w:rPr>
+                <w:b/>
+                <w:sz w:val="16"/>
+              </w:rPr>
+              <w:t>Contenuto verificabile</w:t>
+            </w:r>
+          </w:p>
+        </w:tc>
+      </w:tr>
+      <w:tr>
+        <w:tc>
+          <w:tcPr>
+            <w:tcW w:type="dxa" w:w="4831"/>
+          </w:tcPr>
+          <w:p>
+            <w:pPr>
+              <w:spacing w:after="0"/>
+            </w:pPr>
+            <w:r>
+              <w:rPr>
+                <w:sz w:val="16"/>
+              </w:rPr>
+              <w:t>scripts/e3_matched_controls.py</w:t>
+            </w:r>
+          </w:p>
+        </w:tc>
+        <w:tc>
+          <w:tcPr>
+            <w:tcW w:type="dxa" w:w="4831"/>
+          </w:tcPr>
+          <w:p>
+            <w:pPr>
+              <w:spacing w:after="0"/>
+            </w:pPr>
+            <w:r>
+              <w:rPr>
+                <w:sz w:val="16"/>
+              </w:rPr>
+              <w:t>Audit E3 su predizioni E2, coppie 1:1, identificatori, etichette, benigni e metriche a soglia.</w:t>
+            </w:r>
+          </w:p>
+        </w:tc>
+      </w:tr>
+      <w:tr>
+        <w:tc>
+          <w:tcPr>
+            <w:tcW w:type="dxa" w:w="4831"/>
+          </w:tcPr>
+          <w:p>
+            <w:pPr>
+              <w:spacing w:after="0"/>
+            </w:pPr>
+            <w:r>
+              <w:rPr>
+                <w:sz w:val="16"/>
+              </w:rPr>
+              <w:t>tests/test_e3_controls.py</w:t>
+            </w:r>
+          </w:p>
+        </w:tc>
+        <w:tc>
+          <w:tcPr>
+            <w:tcW w:type="dxa" w:w="4831"/>
+          </w:tcPr>
+          <w:p>
+            <w:pPr>
+              <w:spacing w:after="0"/>
+            </w:pPr>
+            <w:r>
+              <w:rPr>
+                <w:sz w:val="16"/>
+              </w:rPr>
+              <w:t>Self-test sul bilanciamento e arresto su coppie corrotte.</w:t>
+            </w:r>
+          </w:p>
+        </w:tc>
+      </w:tr>
+      <w:tr>
+        <w:tc>
+          <w:tcPr>
+            <w:tcW w:type="dxa" w:w="4831"/>
+          </w:tcPr>
+          <w:p>
+            <w:pPr>
+              <w:spacing w:after="0"/>
+            </w:pPr>
+            <w:r>
+              <w:rPr>
+                <w:sz w:val="16"/>
+              </w:rPr>
+              <w:t>scripts/e3_compare_controls.py</w:t>
+            </w:r>
+          </w:p>
+        </w:tc>
+        <w:tc>
+          <w:tcPr>
+            <w:tcW w:type="dxa" w:w="4831"/>
+          </w:tcPr>
+          <w:p>
+            <w:pPr>
+              <w:spacing w:after="0"/>
+            </w:pPr>
+            <w:r>
+              <w:rPr>
+                <w:sz w:val="16"/>
+              </w:rPr>
+              <w:t>Confronto per le 60 chiavi repeat/metodo/condizione, manifest e checksum.</w:t>
+            </w:r>
+          </w:p>
+        </w:tc>
+      </w:tr>
+      <w:tr>
+        <w:tc>
+          <w:tcPr>
+            <w:tcW w:type="dxa" w:w="4831"/>
+          </w:tcPr>
+          <w:p>
+            <w:pPr>
+              <w:spacing w:after="0"/>
+            </w:pPr>
+            <w:r>
+              <w:rPr>
+                <w:sz w:val="16"/>
+              </w:rPr>
+              <w:t>docs/E3_PROTOCOL_CONTROLS.md</w:t>
+            </w:r>
+          </w:p>
+        </w:tc>
+        <w:tc>
+          <w:tcPr>
+            <w:tcW w:type="dxa" w:w="4831"/>
+          </w:tcPr>
+          <w:p>
+            <w:pPr>
+              <w:spacing w:after="0"/>
+            </w:pPr>
+            <w:r>
+              <w:rPr>
+                <w:sz w:val="16"/>
+              </w:rPr>
+              <w:t>Scope dei controlli E3 e limiti dell'audit retrospettivo.</w:t>
+            </w:r>
+          </w:p>
+        </w:tc>
+      </w:tr>
+      <w:tr>
+        <w:tc>
+          <w:tcPr>
+            <w:tcW w:type="dxa" w:w="4831"/>
+          </w:tcPr>
+          <w:p>
+            <w:pPr>
+              <w:spacing w:after="0"/>
+            </w:pPr>
+            <w:r>
+              <w:rPr>
+                <w:sz w:val="16"/>
+              </w:rPr>
+              <w:t>~/mlsec-local/runs/e3_controls_ubuntu_v1/</w:t>
+            </w:r>
+          </w:p>
+        </w:tc>
+        <w:tc>
+          <w:tcPr>
+            <w:tcW w:type="dxa" w:w="4831"/>
+          </w:tcPr>
+          <w:p>
+            <w:pPr>
+              <w:spacing w:after="0"/>
+            </w:pPr>
+            <w:r>
+              <w:rPr>
+                <w:sz w:val="16"/>
+              </w:rPr>
+              <w:t>E3 Ubuntu: e3_controls_per_fit.csv, e3_controls_summary.csv, manifest e rapporto.</w:t>
+            </w:r>
+          </w:p>
+        </w:tc>
+      </w:tr>
+      <w:tr>
+        <w:tc>
+          <w:tcPr>
+            <w:tcW w:type="dxa" w:w="4831"/>
+          </w:tcPr>
+          <w:p>
+            <w:pPr>
+              <w:spacing w:after="0"/>
+            </w:pPr>
+            <w:r>
+              <w:rPr>
+                <w:sz w:val="16"/>
+              </w:rPr>
+              <w:t>~/mlsec-local/runs/e3_controls_mac_m4_v1/</w:t>
+            </w:r>
+          </w:p>
+        </w:tc>
+        <w:tc>
+          <w:tcPr>
+            <w:tcW w:type="dxa" w:w="4831"/>
+          </w:tcPr>
+          <w:p>
+            <w:pPr>
+              <w:spacing w:after="0"/>
+            </w:pPr>
+            <w:r>
+              <w:rPr>
+                <w:sz w:val="16"/>
+              </w:rPr>
+              <w:t>Copia degli stessi quattro artifact originali Mac ricevuti da Fabrizio.</w:t>
+            </w:r>
+          </w:p>
+        </w:tc>
+      </w:tr>
+      <w:tr>
+        <w:tc>
+          <w:tcPr>
+            <w:tcW w:type="dxa" w:w="4831"/>
+          </w:tcPr>
+          <w:p>
+            <w:pPr>
+              <w:spacing w:after="0"/>
+            </w:pPr>
+            <w:r>
+              <w:rPr>
+                <w:sz w:val="16"/>
+              </w:rPr>
+              <w:t>~/mlsec-local/runs/e3_cross_platform_v1/</w:t>
+            </w:r>
+          </w:p>
+        </w:tc>
+        <w:tc>
+          <w:tcPr>
+            <w:tcW w:type="dxa" w:w="4831"/>
+          </w:tcPr>
+          <w:p>
+            <w:pPr>
+              <w:spacing w:after="0"/>
+            </w:pPr>
+            <w:r>
+              <w:rPr>
+                <w:sz w:val="16"/>
+              </w:rPr>
+              <w:t>e3_cross_platform_per_fit.csv, e3_cross_platform_summary.csv, rapporto E3_CROSS_PLATFORM_REPORT.md e grafico.</w:t>
+            </w:r>
+          </w:p>
+        </w:tc>
+      </w:tr>
+      <w:tr>
+        <w:tc>
+          <w:tcPr>
+            <w:tcW w:type="dxa" w:w="4831"/>
+          </w:tcPr>
+          <w:p>
+            <w:pPr>
+              <w:spacing w:after="0"/>
+            </w:pPr>
+            <w:r>
+              <w:rPr>
+                <w:sz w:val="16"/>
+              </w:rPr>
+              <w:t>results/e3_final/</w:t>
+            </w:r>
+          </w:p>
+        </w:tc>
+        <w:tc>
+          <w:tcPr>
+            <w:tcW w:type="dxa" w:w="4831"/>
+          </w:tcPr>
+          <w:p>
+            <w:pPr>
+              <w:spacing w:after="0"/>
+            </w:pPr>
+            <w:r>
+              <w:rPr>
+                <w:sz w:val="16"/>
+              </w:rPr>
+              <w:t>Copia destinata al repository dei riepiloghi e dei risultati controllati; gli originali locali vanno conservati.</w:t>
+            </w:r>
+          </w:p>
+        </w:tc>
+      </w:tr>
+    </w:tbl>
+    <w:p/>
+    <w:p>
+      <w:r>
+        <w:t xml:space="preserve">La formula sintetica del progetto è: </w:t>
+      </w:r>
+      <w:r>
+        <w:rPr>
+          <w:b/>
+        </w:rPr>
+        <w:t>E1</w:t>
+      </w:r>
+      <w:r>
+        <w:t xml:space="preserve"> mostra che Model X-Ray può separare una classe di embedding X-LSB aggressivo su checkpoint indipendenti dal training; </w:t>
+      </w:r>
+      <w:r>
+        <w:rPr>
+          <w:b/>
+        </w:rPr>
+        <w:t>E2</w:t>
+      </w:r>
+      <w:r>
+        <w:t xml:space="preserve"> rivela che tale risultato non si trasferisce automaticamente allo spread-spectrum sintetico non visto; </w:t>
+      </w:r>
+      <w:r>
+        <w:rPr>
+          <w:b/>
+        </w:rPr>
+        <w:t>E3</w:t>
+      </w:r>
+      <w:r>
+        <w:t xml:space="preserve"> esclude, per il test svolto, alcune spiegazioni spurie banali legate all'identità, al trattamento dei benigni e alla soglia. Il quadro è replicato su due hardware, ma non dimostra invisibilità universale o causalità della sola famiglia. Non abbiamo usato malware operativo né riaddestrato il detector dopo aver visto i risultati OOD.</w:t>
+      </w:r>
+    </w:p>
+    <w:p/>
+    <w:p>
+      <w:r>
+        <w:rPr>
+          <w:b/>
+        </w:rPr>
+        <w:t>Stato del lavoro sperimentale d'esame:</w:t>
+      </w:r>
+      <w:r>
+        <w:t xml:space="preserve"> E1, E2 ed E3 completati secondo i rispettivi controlli documentati. La </w:t>
+      </w:r>
+      <w:r>
+        <w:rPr>
+          <w:b/>
+        </w:rPr>
+        <w:t>consegna universitaria</w:t>
+      </w:r>
+      <w:r>
+        <w:t xml:space="preserve"> richiede ancora la revisione editoriale di entrambi, l'eventuale relazione sintetica nella lunghezza richiesta dai docenti, la presentazione, un audit di licenze/dati distribuibili e la verifica dello scope col docente. Non si dichiara approvazione docente o valutazione finale non documentata. La tesi individuale 2027 e l'eventuale paper sono percorsi successivi e separati.</w:t>
+      </w:r>
+    </w:p>
+    <w:p/>
+    <w:p>
+      <w:pPr/>
+      <w:r>
+        <w:t xml:space="preserve">Ulteriori sorgenti E3: </w:t>
+      </w:r>
+      <w:r>
+        <w:rPr>
+          <w:rFonts w:ascii="Consolas" w:hAnsi="Consolas"/>
+          <w:sz w:val="18"/>
+        </w:rPr>
+        <w:t>scripts/e3_matched_controls.py</w:t>
+      </w:r>
+      <w:r>
+        <w:t xml:space="preserve">, </w:t>
+      </w:r>
+      <w:r>
+        <w:rPr>
+          <w:rFonts w:ascii="Consolas" w:hAnsi="Consolas"/>
+          <w:sz w:val="18"/>
+        </w:rPr>
+        <w:t>scripts/e3_compare_controls.py</w:t>
+      </w:r>
+      <w:r>
+        <w:t xml:space="preserve">, </w:t>
+      </w:r>
+      <w:r>
+        <w:rPr>
+          <w:rFonts w:ascii="Consolas" w:hAnsi="Consolas"/>
+          <w:sz w:val="18"/>
+        </w:rPr>
+        <w:t>tests/test_e3_controls.py</w:t>
+      </w:r>
+      <w:r>
+        <w:t xml:space="preserve">, </w:t>
+      </w:r>
+      <w:r>
+        <w:rPr>
+          <w:rFonts w:ascii="Consolas" w:hAnsi="Consolas"/>
+          <w:sz w:val="18"/>
+        </w:rPr>
+        <w:t>docs/E3_PROTOCOL_CONTROLS.md</w:t>
+      </w:r>
+      <w:r>
+        <w:t xml:space="preserve">, commit Git </w:t>
+      </w:r>
+      <w:r>
+        <w:rPr>
+          <w:rFonts w:ascii="Consolas" w:hAnsi="Consolas"/>
+          <w:sz w:val="18"/>
+        </w:rPr>
+        <w:t>e82a4d8</w:t>
+      </w:r>
+      <w:r>
+        <w:t xml:space="preserve">; rapporto appaiato originale </w:t>
+      </w:r>
+      <w:r>
+        <w:rPr>
+          <w:rFonts w:ascii="Consolas" w:hAnsi="Consolas"/>
+          <w:sz w:val="18"/>
+        </w:rPr>
+        <w:t>E3_CROSS_PLATFORM_REPORT.md</w:t>
+      </w:r>
+      <w:r>
+        <w:t xml:space="preserve"> generato da Riccardo.</w:t>
+      </w:r>
+    </w:p>
+    <w:p>
+      <w:pPr>
+        <w:pStyle w:val="Heading2"/>
+        <w:keepNext/>
+      </w:pPr>
+      <w:r>
+        <w:t>30. Bibliografia e provenienza documentale</w:t>
+      </w:r>
+    </w:p>
+    <w:p>
+      <w:pPr>
+        <w:spacing w:after="120"/>
+      </w:pPr>
+      <w:r>
+        <w:rPr>
+          <w:b/>
+          <w:i w:val="0"/>
+        </w:rPr>
+        <w:t>Fonti scientifiche esterne (distinte dal nostro codice):</w:t>
+      </w:r>
+    </w:p>
+    <w:p>
+      <w:pPr>
+        <w:spacing w:after="60"/>
+        <w:ind w:left="374" w:hanging="317"/>
+      </w:pPr>
+      <w:r>
+        <w:t>1. D. Gilkarov e R. Dubin, Model X-Ray: Detection of Hidden Malware in AI Model Weights Using Few Shot Learning, preprint arXiv:2409.19310 (2024); versione journal Journal of Information Security and Applications, 101, art. 104517 (2026), DOI: 10.1016/j.jisa.2026.104517. Codice: https://github.com/danigil/ModelXRay.</w:t>
+      </w:r>
+    </w:p>
+    <w:p>
+      <w:pPr>
+        <w:spacing w:after="60"/>
+        <w:ind w:left="374" w:hanging="317"/>
+      </w:pPr>
+      <w:r>
+        <w:t>2. D. Hitaj, G. Pagnotta, B. Hitaj, L. V. Mancini e F. Pérez-Cruz, MaleficNet: Hiding Malware into Deep Neural Networks Using Spread-Spectrum Channel Coding, ESORICS 2022, pp. 425–444, DOI: 10.1007/978-3-031-17143-7_21. Demo ufficiale: https://github.com/pagiux/maleficnet.</w:t>
+      </w:r>
+    </w:p>
+    <w:p>
+      <w:pPr>
+        <w:spacing w:after="60"/>
+        <w:ind w:left="374" w:hanging="317"/>
+      </w:pPr>
+      <w:r>
+        <w:t>3. D. Hitaj et al., Do You Trust Your Model? Emerging Malware Threats in the Deep Learning Ecosystem, arXiv:2403.03593 (2024), successiva pubblicazione in ambito IEEE TDSC. Tratta MaleficNet 2.0, non implementato in questo progetto.</w:t>
+      </w:r>
+    </w:p>
+    <w:p>
+      <w:pPr>
+        <w:spacing w:after="60"/>
+        <w:ind w:left="374" w:hanging="317"/>
+      </w:pPr>
+      <w:r>
+        <w:t>4. ModelZoos/ModelZooDataset, zoo di checkpoint GHRP/STL10 e codice di definizione delle CNN: https://github.com/ModelZoos/ModelZooDataset; distribuzione dei dati originali: https://zenodo.org/records/6631784.</w:t>
+      </w:r>
+    </w:p>
+    <w:p>
+      <w:pPr>
+        <w:spacing w:after="120"/>
+      </w:pPr>
+      <w:r>
+        <w:t>Artifact primari interni (E1–E3):</w:t>
+      </w:r>
+    </w:p>
+    <w:p>
+      <w:pPr>
+        <w:pStyle w:val="ListBullet"/>
+      </w:pPr>
       <w:r>
         <w:rPr>
           <w:rFonts w:ascii="Consolas" w:hAnsi="Consolas"/>
@@ -17127,14 +20477,14 @@
           <w:color w:val="1D4867"/>
           <w:sz w:val="17"/>
         </w:rPr>
-        <w:t>10.1016/j.jisa.2026.104517</w:t>
-      </w:r>
-      <w:r>
-        <w:rPr>
-          <w:b w:val="0"/>
-          <w:i w:val="0"/>
-        </w:rPr>
-        <w:t xml:space="preserve">. Codice: </w:t>
+        <w:t>exam/E1_REPORT.md</w:t>
+      </w:r>
+      <w:r>
+        <w:rPr>
+          <w:b w:val="0"/>
+          <w:i w:val="0"/>
+        </w:rPr>
+        <w:t xml:space="preserve"> e </w:t>
       </w:r>
       <w:r>
         <w:rPr>
@@ -17144,41 +20494,20 @@
           <w:color w:val="1D4867"/>
           <w:sz w:val="17"/>
         </w:rPr>
-        <w:t>https://github.com/danigil/ModelXRay</w:t>
-      </w:r>
-      <w:r>
-        <w:rPr>
-          <w:b w:val="0"/>
-          <w:i w:val="0"/>
-        </w:rPr>
-        <w:t>.</w:t>
+        <w:t>exam/E1_REPORT.docx</w:t>
+      </w:r>
+      <w:r>
+        <w:rPr>
+          <w:b w:val="0"/>
+          <w:i w:val="0"/>
+        </w:rPr>
+        <w:t>: storia E1 conservata come documento sperimentale autonomo.</w:t>
       </w:r>
     </w:p>
     <w:p>
       <w:pPr>
-        <w:pStyle w:val="ListNumber"/>
-      </w:pPr>
-      <w:r>
-        <w:rPr>
-          <w:b w:val="0"/>
-          <w:i w:val="0"/>
-        </w:rPr>
-        <w:t xml:space="preserve">D. Hitaj, G. Pagnotta, B. Hitaj, L. V. Mancini e F. Pérez-Cruz, </w:t>
-      </w:r>
-      <w:r>
-        <w:rPr>
-          <w:b w:val="0"/>
-          <w:i/>
-        </w:rPr>
-        <w:t>MaleficNet: Hiding Malware into Deep Neural Networks Using Spread-Spectrum Channel Coding</w:t>
-      </w:r>
-      <w:r>
-        <w:rPr>
-          <w:b w:val="0"/>
-          <w:i w:val="0"/>
-        </w:rPr>
-        <w:t xml:space="preserve">, ESORICS 2022, pp. 425–444, DOI: </w:t>
-      </w:r>
+        <w:pStyle w:val="ListBullet"/>
+      </w:pPr>
       <w:r>
         <w:rPr>
           <w:rFonts w:ascii="Consolas" w:hAnsi="Consolas"/>
@@ -17187,15 +20516,20 @@
           <w:color w:val="1D4867"/>
           <w:sz w:val="17"/>
         </w:rPr>
-        <w:t>10.1007/978-3-031-17143-7_21</w:t>
-      </w:r>
-      <w:r>
-        <w:rPr>
-          <w:b w:val="0"/>
-          <w:i w:val="0"/>
-        </w:rPr>
-        <w:t xml:space="preserve">. Demo ufficiale: </w:t>
-      </w:r>
+        <w:t>docs/E2_PROTOCOL_FROZEN.md</w:t>
+      </w:r>
+      <w:r>
+        <w:rPr>
+          <w:b w:val="0"/>
+          <w:i w:val="0"/>
+        </w:rPr>
+        <w:t>: condizioni e stop rule del protocollo E2.</w:t>
+      </w:r>
+    </w:p>
+    <w:p>
+      <w:pPr>
+        <w:pStyle w:val="ListBullet"/>
+      </w:pPr>
       <w:r>
         <w:rPr>
           <w:rFonts w:ascii="Consolas" w:hAnsi="Consolas"/>
@@ -17204,67 +20538,56 @@
           <w:color w:val="1D4867"/>
           <w:sz w:val="17"/>
         </w:rPr>
-        <w:t>https://github.com/pagiux/maleficnet</w:t>
-      </w:r>
-      <w:r>
-        <w:rPr>
-          <w:b w:val="0"/>
-          <w:i w:val="0"/>
-        </w:rPr>
-        <w:t>.</w:t>
+        <w:t>scripts/e2_synthetic_spread.py</w:t>
+      </w:r>
+      <w:r>
+        <w:rPr>
+          <w:b w:val="0"/>
+          <w:i w:val="0"/>
+        </w:rPr>
+        <w:t xml:space="preserve">: implementazione didattica </w:t>
+      </w:r>
+      <w:r>
+        <w:rPr>
+          <w:b w:val="0"/>
+          <w:i/>
+        </w:rPr>
+        <w:t>SPREAD_v0</w:t>
+      </w:r>
+      <w:r>
+        <w:rPr>
+          <w:b w:val="0"/>
+          <w:i w:val="0"/>
+        </w:rPr>
+        <w:t>, non MaleficNet.</w:t>
       </w:r>
     </w:p>
     <w:p>
       <w:pPr>
-        <w:pStyle w:val="ListNumber"/>
-      </w:pPr>
-      <w:r>
-        <w:rPr>
-          <w:b w:val="0"/>
-          <w:i w:val="0"/>
-        </w:rPr>
-        <w:t xml:space="preserve">D. Hitaj et al., </w:t>
-      </w:r>
-      <w:r>
-        <w:rPr>
-          <w:b w:val="0"/>
-          <w:i/>
-        </w:rPr>
-        <w:t>Do You Trust Your Model? Emerging Malware Threats in the Deep Learning Ecosystem</w:t>
-      </w:r>
-      <w:r>
-        <w:rPr>
-          <w:b w:val="0"/>
-          <w:i w:val="0"/>
-        </w:rPr>
-        <w:t xml:space="preserve">, arXiv:2403.03593 (2024), successiva pubblicazione in ambito IEEE TDSC. Tratta MaleficNet 2.0, </w:t>
-      </w:r>
-      <w:r>
-        <w:rPr>
-          <w:b/>
-          <w:i w:val="0"/>
-        </w:rPr>
-        <w:t>non</w:t>
-      </w:r>
-      <w:r>
-        <w:rPr>
-          <w:b w:val="0"/>
-          <w:i w:val="0"/>
-        </w:rPr>
-        <w:t xml:space="preserve"> implementato in questo progetto.</w:t>
+        <w:pStyle w:val="ListBullet"/>
+      </w:pPr>
+      <w:r>
+        <w:rPr>
+          <w:rFonts w:ascii="Consolas" w:hAnsi="Consolas"/>
+          <w:b w:val="0"/>
+          <w:i w:val="0"/>
+          <w:color w:val="1D4867"/>
+          <w:sz w:val="17"/>
+        </w:rPr>
+        <w:t>scripts/run_e2_paired_v0.py</w:t>
+      </w:r>
+      <w:r>
+        <w:rPr>
+          <w:b w:val="0"/>
+          <w:i w:val="0"/>
+        </w:rPr>
+        <w:t>: training e valutazione paired sotto protocollo bloccato.</w:t>
       </w:r>
     </w:p>
     <w:p>
       <w:pPr>
-        <w:pStyle w:val="ListNumber"/>
-      </w:pPr>
-      <w:r>
-        <w:rPr>
-          <w:b w:val="0"/>
-          <w:i w:val="0"/>
-        </w:rPr>
-        <w:t xml:space="preserve">ModelZoos/ModelZooDataset, zoo di checkpoint GHRP/STL10 e codice di definizione delle CNN: </w:t>
-      </w:r>
+        <w:pStyle w:val="ListBullet"/>
+      </w:pPr>
       <w:r>
         <w:rPr>
           <w:rFonts w:ascii="Consolas" w:hAnsi="Consolas"/>
@@ -17273,14 +20596,14 @@
           <w:color w:val="1D4867"/>
           <w:sz w:val="17"/>
         </w:rPr>
-        <w:t>https://github.com/ModelZoos/ModelZooDataset</w:t>
-      </w:r>
-      <w:r>
-        <w:rPr>
-          <w:b w:val="0"/>
-          <w:i w:val="0"/>
-        </w:rPr>
-        <w:t xml:space="preserve">; distribuzione dei dati originali: </w:t>
+        <w:t>scripts/e2_g3_train_utility.py</w:t>
+      </w:r>
+      <w:r>
+        <w:rPr>
+          <w:b w:val="0"/>
+          <w:i w:val="0"/>
+        </w:rPr>
+        <w:t xml:space="preserve"> e </w:t>
       </w:r>
       <w:r>
         <w:rPr>
@@ -17290,26 +20613,53 @@
           <w:color w:val="1D4867"/>
           <w:sz w:val="17"/>
         </w:rPr>
-        <w:t>https://zenodo.org/records/6631784</w:t>
-      </w:r>
-      <w:r>
-        <w:rPr>
-          <w:b w:val="0"/>
-          <w:i w:val="0"/>
-        </w:rPr>
-        <w:t>.</w:t>
+        <w:t>results/pilots/e2_g3_utility_train_v0/</w:t>
+      </w:r>
+      <w:r>
+        <w:rPr>
+          <w:b w:val="0"/>
+          <w:i w:val="0"/>
+        </w:rPr>
+        <w:t>: pilot CNN/accuracy.</w:t>
       </w:r>
     </w:p>
     <w:p>
       <w:pPr>
-        <w:spacing w:after="120"/>
-      </w:pPr>
-      <w:r>
-        <w:rPr>
-          <w:b/>
-          <w:i w:val="0"/>
-        </w:rPr>
-        <w:t>Artifact primari interni:</w:t>
+        <w:pStyle w:val="ListBullet"/>
+      </w:pPr>
+      <w:r>
+        <w:rPr>
+          <w:rFonts w:ascii="Consolas" w:hAnsi="Consolas"/>
+          <w:b w:val="0"/>
+          <w:i w:val="0"/>
+          <w:color w:val="1D4867"/>
+          <w:sz w:val="17"/>
+        </w:rPr>
+        <w:t>scripts/e2_g6_audit_validation_v2.py</w:t>
+      </w:r>
+      <w:r>
+        <w:rPr>
+          <w:b w:val="0"/>
+          <w:i w:val="0"/>
+        </w:rPr>
+        <w:t xml:space="preserve">, </w:t>
+      </w:r>
+      <w:r>
+        <w:rPr>
+          <w:rFonts w:ascii="Consolas" w:hAnsi="Consolas"/>
+          <w:b w:val="0"/>
+          <w:i w:val="0"/>
+          <w:color w:val="1D4867"/>
+          <w:sz w:val="17"/>
+        </w:rPr>
+        <w:t>docs/E2_G6_AUDIT_PARSER_AMENDMENT.md</w:t>
+      </w:r>
+      <w:r>
+        <w:rPr>
+          <w:b w:val="0"/>
+          <w:i w:val="0"/>
+        </w:rPr>
+        <w:t>: audit precisione CSV.</w:t>
       </w:r>
     </w:p>
     <w:p>
@@ -17324,14 +20674,14 @@
           <w:color w:val="1D4867"/>
           <w:sz w:val="17"/>
         </w:rPr>
-        <w:t>exam/E1_REPORT.md</w:t>
-      </w:r>
-      <w:r>
-        <w:rPr>
-          <w:b w:val="0"/>
-          <w:i w:val="0"/>
-        </w:rPr>
-        <w:t xml:space="preserve"> e </w:t>
+        <w:t>scripts/e2_g7_audit_test.py</w:t>
+      </w:r>
+      <w:r>
+        <w:rPr>
+          <w:b w:val="0"/>
+          <w:i w:val="0"/>
+        </w:rPr>
+        <w:t xml:space="preserve">, </w:t>
       </w:r>
       <w:r>
         <w:rPr>
@@ -17341,14 +20691,14 @@
           <w:color w:val="1D4867"/>
           <w:sz w:val="17"/>
         </w:rPr>
-        <w:t>exam/E1_REPORT.docx</w:t>
-      </w:r>
-      <w:r>
-        <w:rPr>
-          <w:b w:val="0"/>
-          <w:i w:val="0"/>
-        </w:rPr>
-        <w:t>: storia E1 conservata come documento sperimentale autonomo.</w:t>
+        <w:t>scripts/e2_g7_compare_platforms.py</w:t>
+      </w:r>
+      <w:r>
+        <w:rPr>
+          <w:b w:val="0"/>
+          <w:i w:val="0"/>
+        </w:rPr>
+        <w:t>: audit test e confronto hardware.</w:t>
       </w:r>
     </w:p>
     <w:p>
@@ -17363,298 +20713,39 @@
           <w:color w:val="1D4867"/>
           <w:sz w:val="17"/>
         </w:rPr>
-        <w:t>docs/E2_PROTOCOL_FROZEN.md</w:t>
-      </w:r>
-      <w:r>
-        <w:rPr>
-          <w:b w:val="0"/>
-          <w:i w:val="0"/>
-        </w:rPr>
-        <w:t>: condizioni e stop rule del protocollo E2.</w:t>
+        <w:t>docs/E2_G7_FINAL_RESULTS.md</w:t>
+      </w:r>
+      <w:r>
+        <w:rPr>
+          <w:b w:val="0"/>
+          <w:i w:val="0"/>
+        </w:rPr>
+        <w:t xml:space="preserve">, </w:t>
+      </w:r>
+      <w:r>
+        <w:rPr>
+          <w:rFonts w:ascii="Consolas" w:hAnsi="Consolas"/>
+          <w:b w:val="0"/>
+          <w:i w:val="0"/>
+          <w:color w:val="1D4867"/>
+          <w:sz w:val="17"/>
+        </w:rPr>
+        <w:t>results/e2_final/</w:t>
+      </w:r>
+      <w:r>
+        <w:rPr>
+          <w:b w:val="0"/>
+          <w:i w:val="0"/>
+        </w:rPr>
+        <w:t>: riepiloghi, grafici, CSV Mac e risultati Ubuntu consolidati.</w:t>
       </w:r>
     </w:p>
     <w:p>
       <w:pPr>
-        <w:pStyle w:val="ListBullet"/>
-      </w:pPr>
-      <w:r>
-        <w:rPr>
-          <w:rFonts w:ascii="Consolas" w:hAnsi="Consolas"/>
-          <w:b w:val="0"/>
-          <w:i w:val="0"/>
-          <w:color w:val="1D4867"/>
-          <w:sz w:val="17"/>
-        </w:rPr>
-        <w:t>scripts/e2_synthetic_spread.py</w:t>
-      </w:r>
-      <w:r>
-        <w:rPr>
-          <w:b w:val="0"/>
-          <w:i w:val="0"/>
-        </w:rPr>
-        <w:t xml:space="preserve">: implementazione didattica </w:t>
-      </w:r>
-      <w:r>
-        <w:rPr>
-          <w:b w:val="0"/>
-          <w:i/>
-        </w:rPr>
-        <w:t>SPREAD_v0</w:t>
-      </w:r>
-      <w:r>
-        <w:rPr>
-          <w:b w:val="0"/>
-          <w:i w:val="0"/>
-        </w:rPr>
-        <w:t>, non MaleficNet.</w:t>
-      </w:r>
-    </w:p>
-    <w:p>
-      <w:pPr>
-        <w:pStyle w:val="ListBullet"/>
-      </w:pPr>
-      <w:r>
-        <w:rPr>
-          <w:rFonts w:ascii="Consolas" w:hAnsi="Consolas"/>
-          <w:b w:val="0"/>
-          <w:i w:val="0"/>
-          <w:color w:val="1D4867"/>
-          <w:sz w:val="17"/>
-        </w:rPr>
-        <w:t>scripts/run_e2_paired_v0.py</w:t>
-      </w:r>
-      <w:r>
-        <w:rPr>
-          <w:b w:val="0"/>
-          <w:i w:val="0"/>
-        </w:rPr>
-        <w:t>: training e valutazione paired sotto protocollo bloccato.</w:t>
-      </w:r>
-    </w:p>
-    <w:p>
-      <w:pPr>
-        <w:pStyle w:val="ListBullet"/>
-      </w:pPr>
-      <w:r>
-        <w:rPr>
-          <w:rFonts w:ascii="Consolas" w:hAnsi="Consolas"/>
-          <w:b w:val="0"/>
-          <w:i w:val="0"/>
-          <w:color w:val="1D4867"/>
-          <w:sz w:val="17"/>
-        </w:rPr>
-        <w:t>scripts/e2_g3_train_utility.py</w:t>
-      </w:r>
-      <w:r>
-        <w:rPr>
-          <w:b w:val="0"/>
-          <w:i w:val="0"/>
-        </w:rPr>
-        <w:t xml:space="preserve"> e </w:t>
-      </w:r>
-      <w:r>
-        <w:rPr>
-          <w:rFonts w:ascii="Consolas" w:hAnsi="Consolas"/>
-          <w:b w:val="0"/>
-          <w:i w:val="0"/>
-          <w:color w:val="1D4867"/>
-          <w:sz w:val="17"/>
-        </w:rPr>
-        <w:t>results/pilots/e2_g3_utility_train_v0/</w:t>
-      </w:r>
-      <w:r>
-        <w:rPr>
-          <w:b w:val="0"/>
-          <w:i w:val="0"/>
-        </w:rPr>
-        <w:t>: pilot CNN/accuracy.</w:t>
-      </w:r>
-    </w:p>
-    <w:p>
-      <w:pPr>
-        <w:pStyle w:val="ListBullet"/>
-      </w:pPr>
-      <w:r>
-        <w:rPr>
-          <w:rFonts w:ascii="Consolas" w:hAnsi="Consolas"/>
-          <w:b w:val="0"/>
-          <w:i w:val="0"/>
-          <w:color w:val="1D4867"/>
-          <w:sz w:val="17"/>
-        </w:rPr>
-        <w:t>scripts/e2_g6_audit_validation_v2.py</w:t>
-      </w:r>
-      <w:r>
-        <w:rPr>
-          <w:b w:val="0"/>
-          <w:i w:val="0"/>
-        </w:rPr>
-        <w:t xml:space="preserve">, </w:t>
-      </w:r>
-      <w:r>
-        <w:rPr>
-          <w:rFonts w:ascii="Consolas" w:hAnsi="Consolas"/>
-          <w:b w:val="0"/>
-          <w:i w:val="0"/>
-          <w:color w:val="1D4867"/>
-          <w:sz w:val="17"/>
-        </w:rPr>
-        <w:t>docs/E2_G6_AUDIT_PARSER_AMENDMENT.md</w:t>
-      </w:r>
-      <w:r>
-        <w:rPr>
-          <w:b w:val="0"/>
-          <w:i w:val="0"/>
-        </w:rPr>
-        <w:t>: audit precisione CSV.</w:t>
-      </w:r>
-    </w:p>
-    <w:p>
-      <w:pPr>
-        <w:pStyle w:val="ListBullet"/>
-      </w:pPr>
-      <w:r>
-        <w:rPr>
-          <w:rFonts w:ascii="Consolas" w:hAnsi="Consolas"/>
-          <w:b w:val="0"/>
-          <w:i w:val="0"/>
-          <w:color w:val="1D4867"/>
-          <w:sz w:val="17"/>
-        </w:rPr>
-        <w:t>scripts/e2_g7_audit_test.py</w:t>
-      </w:r>
-      <w:r>
-        <w:rPr>
-          <w:b w:val="0"/>
-          <w:i w:val="0"/>
-        </w:rPr>
-        <w:t xml:space="preserve">, </w:t>
-      </w:r>
-      <w:r>
-        <w:rPr>
-          <w:rFonts w:ascii="Consolas" w:hAnsi="Consolas"/>
-          <w:b w:val="0"/>
-          <w:i w:val="0"/>
-          <w:color w:val="1D4867"/>
-          <w:sz w:val="17"/>
-        </w:rPr>
-        <w:t>scripts/e2_g7_compare_platforms.py</w:t>
-      </w:r>
-      <w:r>
-        <w:rPr>
-          <w:b w:val="0"/>
-          <w:i w:val="0"/>
-        </w:rPr>
-        <w:t>: audit test e confronto hardware.</w:t>
-      </w:r>
-    </w:p>
-    <w:p>
-      <w:pPr>
-        <w:pStyle w:val="ListBullet"/>
-      </w:pPr>
-      <w:r>
-        <w:rPr>
-          <w:rFonts w:ascii="Consolas" w:hAnsi="Consolas"/>
-          <w:b w:val="0"/>
-          <w:i w:val="0"/>
-          <w:color w:val="1D4867"/>
-          <w:sz w:val="17"/>
-        </w:rPr>
-        <w:t>docs/E2_G7_FINAL_RESULTS.md</w:t>
-      </w:r>
-      <w:r>
-        <w:rPr>
-          <w:b w:val="0"/>
-          <w:i w:val="0"/>
-        </w:rPr>
-        <w:t xml:space="preserve">, </w:t>
-      </w:r>
-      <w:r>
-        <w:rPr>
-          <w:rFonts w:ascii="Consolas" w:hAnsi="Consolas"/>
-          <w:b w:val="0"/>
-          <w:i w:val="0"/>
-          <w:color w:val="1D4867"/>
-          <w:sz w:val="17"/>
-        </w:rPr>
-        <w:t>results/e2_final/</w:t>
-      </w:r>
-      <w:r>
-        <w:rPr>
-          <w:b w:val="0"/>
-          <w:i w:val="0"/>
-        </w:rPr>
-        <w:t>: riepiloghi, grafici, CSV Mac e risultati Ubuntu consolidati.</w:t>
-      </w:r>
-    </w:p>
-    <w:p>
-      <w:pPr>
         <w:spacing w:after="120"/>
       </w:pPr>
       <w:r>
-        <w:rPr>
-          <w:b/>
-          <w:i w:val="0"/>
-        </w:rPr>
-        <w:t>Provenienza del presente rapporto integrato.</w:t>
-      </w:r>
-      <w:r>
-        <w:rPr>
-          <w:b w:val="0"/>
-          <w:i w:val="0"/>
-        </w:rPr>
-        <w:t xml:space="preserve"> La Parte I conserva il contenuto sostanziale dell'E1 già documentato (con aggiornamento dei riferimenti temporali a E2). La Parte II descrive gli esperimenti E2 conclusi il 22 ottobre 2026 a partire dai sorgenti versionati, dai log delle due piattaforme, dai CSV di sintesi e dall'archivio finale </w:t>
-      </w:r>
-      <w:r>
-        <w:rPr>
-          <w:rFonts w:ascii="Consolas" w:hAnsi="Consolas"/>
-          <w:b w:val="0"/>
-          <w:i w:val="0"/>
-          <w:color w:val="1D4867"/>
-          <w:sz w:val="17"/>
-        </w:rPr>
-        <w:t>ee2dd82</w:t>
-      </w:r>
-      <w:r>
-        <w:rPr>
-          <w:b w:val="0"/>
-          <w:i w:val="0"/>
-        </w:rPr>
-        <w:t xml:space="preserve">. Non costituisce una nuova esecuzione sperimentale. L'accesso diretto alla versione remota corrente di </w:t>
-      </w:r>
-      <w:r>
-        <w:rPr>
-          <w:rFonts w:ascii="Consolas" w:hAnsi="Consolas"/>
-          <w:b w:val="0"/>
-          <w:i w:val="0"/>
-          <w:color w:val="1D4867"/>
-          <w:sz w:val="17"/>
-        </w:rPr>
-        <w:t>exam/E1_REPORT.md</w:t>
-      </w:r>
-      <w:r>
-        <w:rPr>
-          <w:b w:val="0"/>
-          <w:i w:val="0"/>
-        </w:rPr>
-        <w:t xml:space="preserve"> non è stato disponibile durante la preparazione di questo aggiornamento; per evitare sostituzioni involontarie, l'originale E1 nella repository resta intatto e la relazione integrata è fornita come nuovo documento </w:t>
-      </w:r>
-      <w:r>
-        <w:rPr>
-          <w:rFonts w:ascii="Consolas" w:hAnsi="Consolas"/>
-          <w:b w:val="0"/>
-          <w:i w:val="0"/>
-          <w:color w:val="1D4867"/>
-          <w:sz w:val="17"/>
-        </w:rPr>
-        <w:t>exam/PROJECT_REPORT.*</w:t>
-      </w:r>
-      <w:r>
-        <w:rPr>
-          <w:b w:val="0"/>
-          <w:i w:val="0"/>
-        </w:rPr>
-        <w:t>.</w:t>
+        <w:t>Provenienza del presente rapporto integrato. La Parte I conserva il contenuto sostanziale dell'E1 già documentato (con aggiornamento dei riferimenti temporali a E2). La Parte II descrive gli esperimenti E2 conclusi il 22 ottobre 2026 a partire dai sorgenti versionati, dai log delle due piattaforme, dai CSV di sintesi e dall'archivio finale ee2dd82. Non costituisce una nuova esecuzione sperimentale. L'accesso diretto alla versione remota corrente di exam/E1_REPORT.md non è stato disponibile durante la preparazione di questo aggiornamento; per evitare sostituzioni involontarie, l'originale E1 nella repository resta intatto e la relazione integrata è fornita come nuovo documento exam/PROJECT_REPORT.*. La Parte III è stata redatta dal rapporto E3 Ubuntu/Mac fornito dall’utente e dall’audit 60-record-per-piattaforma; nella confezione non sono inclusi gli score grezzi dei due computer.</w:t>
       </w:r>
     </w:p>
     <w:sectPr>
@@ -17677,11 +20768,7 @@
       <w:jc w:val="right"/>
     </w:pPr>
     <w:r>
-      <w:rPr>
-        <w:color w:val="6E7882"/>
-        <w:sz w:val="16"/>
-      </w:rPr>
-      <w:t>Machine Learning Security  ·  Ottobre 2026  ·  E1 v2</w:t>
+      <w:t>Machine Learning Security  ·  Ottobre 2026  ·  E1–E2–E3</w:t>
     </w:r>
   </w:p>
 </w:ftr>
@@ -17695,11 +20782,7 @@
       <w:jc w:val="right"/>
     </w:pPr>
     <w:r>
-      <w:rPr>
-        <w:color w:val="647387"/>
-        <w:sz w:val="16"/>
-      </w:rPr>
-      <w:t>BEYOND THE X-RAY  /  E1 · REPLICA CROSS-PLATFORM</w:t>
+      <w:t>BEYOND THE X-RAY  /  PROGETTO D’ESAME · E1–E2–E3</w:t>
     </w:r>
   </w:p>
 </w:hdr>
